--- a/mysql_db/Documentação de API para controle de inventário da loja X.docx
+++ b/mysql_db/Documentação de API para controle de inventário da loja X.docx
@@ -1355,7 +1355,23 @@
           <w:sz w:val="24"/>
           <w:szCs w:val="24"/>
         </w:rPr>
-        <w:t xml:space="preserve"> e também o seu arquivo de gerenciador de pacotes, o npm que permite instalar bibliotecas, frameworks e outras ferramentas para o projeto e que são disponibilizados para uso público</w:t>
+        <w:t xml:space="preserve"> </w:t>
+      </w:r>
+      <w:r>
+        <w:rPr>
+          <w:rFonts w:ascii="Arial" w:hAnsi="Arial" w:cs="Arial"/>
+          <w:sz w:val="24"/>
+          <w:szCs w:val="24"/>
+        </w:rPr>
+        <w:t>e</w:t>
+      </w:r>
+      <w:r>
+        <w:rPr>
+          <w:rFonts w:ascii="Arial" w:hAnsi="Arial" w:cs="Arial"/>
+          <w:sz w:val="24"/>
+          <w:szCs w:val="24"/>
+        </w:rPr>
+        <w:t xml:space="preserve"> o seu arquivo de gerenciador de pacotes, o npm que permite instalar bibliotecas, frameworks e outras ferramentas para o projeto e que são disponibilizados para uso público</w:t>
       </w:r>
       <w:r>
         <w:rPr>
@@ -1733,23 +1749,7 @@
           <w:sz w:val="24"/>
           <w:szCs w:val="24"/>
         </w:rPr>
-        <w:t xml:space="preserve"> no MySQL, com algumas características já citadas anteriormente, código único sendo uma chave primária para consultas específicas e </w:t>
-      </w:r>
-      <w:r>
-        <w:rPr>
-          <w:rFonts w:ascii="Arial" w:hAnsi="Arial" w:cs="Arial"/>
-          <w:sz w:val="24"/>
-          <w:szCs w:val="24"/>
-        </w:rPr>
-        <w:t>interligações</w:t>
-      </w:r>
-      <w:r>
-        <w:rPr>
-          <w:rFonts w:ascii="Arial" w:hAnsi="Arial" w:cs="Arial"/>
-          <w:sz w:val="24"/>
-          <w:szCs w:val="24"/>
-        </w:rPr>
-        <w:t xml:space="preserve"> futuras com outras tabelas, nome, descrição, categoria, preço, estoque e data de validade de cada produto. Abaixo está o código de criação e inserção dos dados dos produtos fornecidos pelo responsável do inventário:</w:t>
+        <w:t xml:space="preserve"> no MySQL, com algumas características já citadas anteriormente, código único sendo uma chave primária para consultas específicas e interligações futuras com outras tabelas, nome, descrição, categoria, preço, estoque e data de validade de cada produto. Abaixo está o código de criação e inserção dos dados dos produtos fornecidos pelo responsável do inventário:</w:t>
       </w:r>
     </w:p>
     <w:p>
@@ -2354,31 +2354,7 @@
           <w:sz w:val="24"/>
           <w:szCs w:val="24"/>
         </w:rPr>
-        <w:t>express, cors, body-parser</w:t>
-      </w:r>
-      <w:r>
-        <w:rPr>
-          <w:rFonts w:ascii="Arial" w:hAnsi="Arial" w:cs="Arial"/>
-          <w:sz w:val="24"/>
-          <w:szCs w:val="24"/>
-        </w:rPr>
-        <w:t xml:space="preserve"> e</w:t>
-      </w:r>
-      <w:r>
-        <w:rPr>
-          <w:rFonts w:ascii="Arial" w:hAnsi="Arial" w:cs="Arial"/>
-          <w:sz w:val="24"/>
-          <w:szCs w:val="24"/>
-        </w:rPr>
-        <w:t xml:space="preserve"> dotenv</w:t>
-      </w:r>
-      <w:r>
-        <w:rPr>
-          <w:rFonts w:ascii="Arial" w:hAnsi="Arial" w:cs="Arial"/>
-          <w:sz w:val="24"/>
-          <w:szCs w:val="24"/>
-        </w:rPr>
-        <w:t>.</w:t>
+        <w:t>express, cors, body-parser e dotenv.</w:t>
       </w:r>
       <w:r>
         <w:rPr>
@@ -3481,15 +3457,7 @@
           <w:szCs w:val="24"/>
         </w:rPr>
         <w:tab/>
-        <w:t>Inserindo novamente o</w:t>
-      </w:r>
-      <w:r>
-        <w:rPr>
-          <w:rFonts w:ascii="Arial" w:hAnsi="Arial" w:cs="Arial"/>
-          <w:sz w:val="24"/>
-          <w:szCs w:val="24"/>
-        </w:rPr>
-        <w:t xml:space="preserve"> comando </w:t>
+        <w:t xml:space="preserve">Inserindo novamente o comando </w:t>
       </w:r>
       <w:r>
         <w:rPr>
@@ -3507,15 +3475,7 @@
           <w:sz w:val="24"/>
           <w:szCs w:val="24"/>
         </w:rPr>
-        <w:t xml:space="preserve"> no terminal a seguinte mensagem deve aparecer: “Servidor online na porta 3000.</w:t>
-      </w:r>
-      <w:r>
-        <w:rPr>
-          <w:rFonts w:ascii="Arial" w:hAnsi="Arial" w:cs="Arial"/>
-          <w:sz w:val="24"/>
-          <w:szCs w:val="24"/>
-        </w:rPr>
-        <w:t xml:space="preserve"> Conectado ao banco </w:t>
+        <w:t xml:space="preserve"> no terminal a seguinte mensagem deve aparecer: “Servidor online na porta 3000. Conectado ao banco </w:t>
       </w:r>
       <w:r>
         <w:rPr>
@@ -3524,15 +3484,7 @@
           <w:szCs w:val="24"/>
         </w:rPr>
         <w:lastRenderedPageBreak/>
-        <w:t>de dados Inventory.</w:t>
-      </w:r>
-      <w:r>
-        <w:rPr>
-          <w:rFonts w:ascii="Arial" w:hAnsi="Arial" w:cs="Arial"/>
-          <w:sz w:val="24"/>
-          <w:szCs w:val="24"/>
-        </w:rPr>
-        <w:t xml:space="preserve">” Caso ocorra os erros: </w:t>
+        <w:t xml:space="preserve">de dados Inventory.” Caso ocorra os erros: </w:t>
       </w:r>
       <w:r>
         <w:rPr>
@@ -3560,15 +3512,7 @@
           <w:sz w:val="24"/>
           <w:szCs w:val="24"/>
         </w:rPr>
-        <w:t>algo pode estar escrito de maneira incorreta, alguma variável,</w:t>
-      </w:r>
-      <w:r>
-        <w:rPr>
-          <w:rFonts w:ascii="Arial" w:hAnsi="Arial" w:cs="Arial"/>
-          <w:sz w:val="24"/>
-          <w:szCs w:val="24"/>
-        </w:rPr>
-        <w:t xml:space="preserve"> </w:t>
+        <w:t xml:space="preserve">algo pode estar escrito de maneira incorreta, alguma variável, </w:t>
       </w:r>
       <w:r>
         <w:rPr>
@@ -3596,15 +3540,7 @@
           <w:sz w:val="24"/>
           <w:szCs w:val="24"/>
         </w:rPr>
-        <w:t>alguma função pode também estar escrita de maneira errada</w:t>
-      </w:r>
-      <w:r>
-        <w:rPr>
-          <w:rFonts w:ascii="Arial" w:hAnsi="Arial" w:cs="Arial"/>
-          <w:sz w:val="24"/>
-          <w:szCs w:val="24"/>
-        </w:rPr>
-        <w:t xml:space="preserve">, </w:t>
+        <w:t xml:space="preserve">alguma função pode também estar escrita de maneira errada, </w:t>
       </w:r>
       <w:r>
         <w:rPr>
@@ -3677,11 +3613,49 @@
           <w:sz w:val="24"/>
           <w:szCs w:val="24"/>
         </w:rPr>
-        <w:t>Falta as trasações e seus controllers e os teste no insomia</w:t>
-      </w:r>
-    </w:p>
-    <w:p>
-      <w:pPr>
+        <w:tab/>
+        <w:t>Com o servidor online e conectado ao banco de dados corretamente é possível fazer as transações ditas anteriormente, consultar, adicionar, atualizar de modo parcial e total e deletar os produtos do inventário. Para executar essas transações precisa</w:t>
+      </w:r>
+      <w:r>
+        <w:rPr>
+          <w:rFonts w:ascii="Arial" w:hAnsi="Arial" w:cs="Arial"/>
+          <w:sz w:val="24"/>
+          <w:szCs w:val="24"/>
+        </w:rPr>
+        <w:t xml:space="preserve">mos criar rotas, </w:t>
+      </w:r>
+      <w:r>
+        <w:rPr>
+          <w:rFonts w:ascii="Arial" w:hAnsi="Arial" w:cs="Arial"/>
+          <w:sz w:val="24"/>
+          <w:szCs w:val="24"/>
+        </w:rPr>
+        <w:t>que são os caminhos definidos no código para responder as requisições HTTP, ou seja, cada rota possui uma função que só será executada se ela for acessada em determinada URL,</w:t>
+      </w:r>
+      <w:r>
+        <w:rPr>
+          <w:rFonts w:ascii="Arial" w:hAnsi="Arial" w:cs="Arial"/>
+          <w:sz w:val="24"/>
+          <w:szCs w:val="24"/>
+        </w:rPr>
+        <w:t xml:space="preserve"> e controladores</w:t>
+      </w:r>
+      <w:r>
+        <w:rPr>
+          <w:rFonts w:ascii="Arial" w:hAnsi="Arial" w:cs="Arial"/>
+          <w:sz w:val="24"/>
+          <w:szCs w:val="24"/>
+        </w:rPr>
+        <w:t>, que são funções lógicas para manipular as requisições e respostas HTTP, portanto são responsáveis por processar os dados, interagir com o banco de dados e retornar as respostas solicitadas para o cliente. Alguns dos códigos de status dessas respostas são as seguintes:</w:t>
+      </w:r>
+    </w:p>
+    <w:p>
+      <w:pPr>
+        <w:pStyle w:val="PargrafodaLista"/>
+        <w:numPr>
+          <w:ilvl w:val="0"/>
+          <w:numId w:val="1"/>
+        </w:numPr>
         <w:spacing w:line="360" w:lineRule="auto"/>
         <w:jc w:val="both"/>
         <w:rPr>
@@ -3690,9 +3664,22 @@
           <w:szCs w:val="24"/>
         </w:rPr>
       </w:pPr>
-    </w:p>
-    <w:p>
-      <w:pPr>
+      <w:r>
+        <w:rPr>
+          <w:rFonts w:ascii="Arial" w:hAnsi="Arial" w:cs="Arial"/>
+          <w:sz w:val="24"/>
+          <w:szCs w:val="24"/>
+        </w:rPr>
+        <w:t>200 OK: Requisição bem-sucedida.</w:t>
+      </w:r>
+    </w:p>
+    <w:p>
+      <w:pPr>
+        <w:pStyle w:val="PargrafodaLista"/>
+        <w:numPr>
+          <w:ilvl w:val="0"/>
+          <w:numId w:val="1"/>
+        </w:numPr>
         <w:spacing w:line="360" w:lineRule="auto"/>
         <w:jc w:val="both"/>
         <w:rPr>
@@ -3701,9 +3688,22 @@
           <w:szCs w:val="24"/>
         </w:rPr>
       </w:pPr>
-    </w:p>
-    <w:p>
-      <w:pPr>
+      <w:r>
+        <w:rPr>
+          <w:rFonts w:ascii="Arial" w:hAnsi="Arial" w:cs="Arial"/>
+          <w:sz w:val="24"/>
+          <w:szCs w:val="24"/>
+        </w:rPr>
+        <w:t>201 Created: Recurso criado com sucesso.</w:t>
+      </w:r>
+    </w:p>
+    <w:p>
+      <w:pPr>
+        <w:pStyle w:val="PargrafodaLista"/>
+        <w:numPr>
+          <w:ilvl w:val="0"/>
+          <w:numId w:val="1"/>
+        </w:numPr>
         <w:spacing w:line="360" w:lineRule="auto"/>
         <w:jc w:val="both"/>
         <w:rPr>
@@ -3712,9 +3712,22 @@
           <w:szCs w:val="24"/>
         </w:rPr>
       </w:pPr>
-    </w:p>
-    <w:p>
-      <w:pPr>
+      <w:r>
+        <w:rPr>
+          <w:rFonts w:ascii="Arial" w:hAnsi="Arial" w:cs="Arial"/>
+          <w:sz w:val="24"/>
+          <w:szCs w:val="24"/>
+        </w:rPr>
+        <w:t>400 Bad Request: Requisição inválida.</w:t>
+      </w:r>
+    </w:p>
+    <w:p>
+      <w:pPr>
+        <w:pStyle w:val="PargrafodaLista"/>
+        <w:numPr>
+          <w:ilvl w:val="0"/>
+          <w:numId w:val="1"/>
+        </w:numPr>
         <w:spacing w:line="360" w:lineRule="auto"/>
         <w:jc w:val="both"/>
         <w:rPr>
@@ -3723,9 +3736,22 @@
           <w:szCs w:val="24"/>
         </w:rPr>
       </w:pPr>
-    </w:p>
-    <w:p>
-      <w:pPr>
+      <w:r>
+        <w:rPr>
+          <w:rFonts w:ascii="Arial" w:hAnsi="Arial" w:cs="Arial"/>
+          <w:sz w:val="24"/>
+          <w:szCs w:val="24"/>
+        </w:rPr>
+        <w:t>401 Unauthorized: Auten cação necessária.</w:t>
+      </w:r>
+    </w:p>
+    <w:p>
+      <w:pPr>
+        <w:pStyle w:val="PargrafodaLista"/>
+        <w:numPr>
+          <w:ilvl w:val="0"/>
+          <w:numId w:val="1"/>
+        </w:numPr>
         <w:spacing w:line="360" w:lineRule="auto"/>
         <w:jc w:val="both"/>
         <w:rPr>
@@ -3734,10 +3760,23 @@
           <w:szCs w:val="24"/>
         </w:rPr>
       </w:pPr>
-    </w:p>
-    <w:p>
-      <w:pPr>
-        <w:spacing w:line="276" w:lineRule="auto"/>
+      <w:r>
+        <w:rPr>
+          <w:rFonts w:ascii="Arial" w:hAnsi="Arial" w:cs="Arial"/>
+          <w:sz w:val="24"/>
+          <w:szCs w:val="24"/>
+        </w:rPr>
+        <w:t>404 Not Found: Recurso não encontrado.</w:t>
+      </w:r>
+    </w:p>
+    <w:p>
+      <w:pPr>
+        <w:pStyle w:val="PargrafodaLista"/>
+        <w:numPr>
+          <w:ilvl w:val="0"/>
+          <w:numId w:val="1"/>
+        </w:numPr>
+        <w:spacing w:line="360" w:lineRule="auto"/>
         <w:jc w:val="both"/>
         <w:rPr>
           <w:rFonts w:ascii="Arial" w:hAnsi="Arial" w:cs="Arial"/>
@@ -3745,10 +3784,19 @@
           <w:szCs w:val="24"/>
         </w:rPr>
       </w:pPr>
-    </w:p>
-    <w:p>
-      <w:pPr>
-        <w:spacing w:line="276" w:lineRule="auto"/>
+      <w:r>
+        <w:rPr>
+          <w:rFonts w:ascii="Arial" w:hAnsi="Arial" w:cs="Arial"/>
+          <w:sz w:val="24"/>
+          <w:szCs w:val="24"/>
+        </w:rPr>
+        <w:t>500 Internal Server Error: Erro no servidor.</w:t>
+      </w:r>
+    </w:p>
+    <w:p>
+      <w:pPr>
+        <w:spacing w:line="360" w:lineRule="auto"/>
+        <w:ind w:firstLine="360"/>
         <w:jc w:val="both"/>
         <w:rPr>
           <w:rFonts w:ascii="Arial" w:hAnsi="Arial" w:cs="Arial"/>
@@ -3762,12 +3810,1587 @@
           <w:sz w:val="24"/>
           <w:szCs w:val="24"/>
         </w:rPr>
-        <w:t>Referencias</w:t>
-      </w:r>
-    </w:p>
-    <w:p>
-      <w:pPr>
-        <w:spacing w:line="276" w:lineRule="auto"/>
+        <w:t>Primeiro precisamos criar os controladores para cada tipo de requisição do usuário, então no arquivo transactionsController.js iremos iniciar com o código abaixo cada função que o administrador nos requereu, nesta ordem: consultar os produtos em estoque, adicionar produtos, atualizar suas informações de forma total e parcial e deletar algum produto, e para isso precisamos importar a conexão com o banco de dados e exportar todas as funções.</w:t>
+      </w:r>
+    </w:p>
+    <w:p>
+      <w:pPr>
+        <w:spacing w:after="0" w:line="240" w:lineRule="auto"/>
+        <w:rPr>
+          <w:rFonts w:ascii="Courier New" w:hAnsi="Courier New" w:cs="Courier New"/>
+          <w:sz w:val="20"/>
+          <w:szCs w:val="20"/>
+        </w:rPr>
+      </w:pPr>
+      <w:r>
+        <w:rPr>
+          <w:rFonts w:ascii="Courier New" w:hAnsi="Courier New" w:cs="Courier New"/>
+          <w:sz w:val="20"/>
+          <w:szCs w:val="20"/>
+        </w:rPr>
+        <w:t>const inventory_db = require('../config/inventory_db');</w:t>
+      </w:r>
+    </w:p>
+    <w:p>
+      <w:pPr>
+        <w:spacing w:after="0" w:line="240" w:lineRule="auto"/>
+        <w:rPr>
+          <w:rFonts w:ascii="Courier New" w:hAnsi="Courier New" w:cs="Courier New"/>
+          <w:sz w:val="20"/>
+          <w:szCs w:val="20"/>
+        </w:rPr>
+      </w:pPr>
+    </w:p>
+    <w:p>
+      <w:pPr>
+        <w:spacing w:after="0" w:line="240" w:lineRule="auto"/>
+        <w:rPr>
+          <w:rFonts w:ascii="Courier New" w:hAnsi="Courier New" w:cs="Courier New"/>
+          <w:sz w:val="20"/>
+          <w:szCs w:val="20"/>
+        </w:rPr>
+      </w:pPr>
+      <w:r>
+        <w:rPr>
+          <w:rFonts w:ascii="Courier New" w:hAnsi="Courier New" w:cs="Courier New"/>
+          <w:sz w:val="20"/>
+          <w:szCs w:val="20"/>
+        </w:rPr>
+        <w:t>//Funções</w:t>
+      </w:r>
+    </w:p>
+    <w:p>
+      <w:pPr>
+        <w:spacing w:after="0" w:line="240" w:lineRule="auto"/>
+        <w:rPr>
+          <w:rFonts w:ascii="Courier New" w:hAnsi="Courier New" w:cs="Courier New"/>
+          <w:sz w:val="20"/>
+          <w:szCs w:val="20"/>
+        </w:rPr>
+      </w:pPr>
+      <w:r>
+        <w:rPr>
+          <w:rFonts w:ascii="Courier New" w:hAnsi="Courier New" w:cs="Courier New"/>
+          <w:sz w:val="20"/>
+          <w:szCs w:val="20"/>
+        </w:rPr>
+        <w:t>const allTransactions = (req, res) =&gt; {</w:t>
+      </w:r>
+    </w:p>
+    <w:p>
+      <w:pPr>
+        <w:spacing w:after="0" w:line="240" w:lineRule="auto"/>
+        <w:rPr>
+          <w:rFonts w:ascii="Courier New" w:hAnsi="Courier New" w:cs="Courier New"/>
+          <w:sz w:val="20"/>
+          <w:szCs w:val="20"/>
+        </w:rPr>
+      </w:pPr>
+      <w:r>
+        <w:rPr>
+          <w:rFonts w:ascii="Courier New" w:hAnsi="Courier New" w:cs="Courier New"/>
+          <w:sz w:val="20"/>
+          <w:szCs w:val="20"/>
+        </w:rPr>
+        <w:t xml:space="preserve">    inventory_db.query('SELECT * FROM products', (err, results) =&gt; {</w:t>
+      </w:r>
+    </w:p>
+    <w:p>
+      <w:pPr>
+        <w:spacing w:after="0" w:line="240" w:lineRule="auto"/>
+        <w:rPr>
+          <w:rFonts w:ascii="Courier New" w:hAnsi="Courier New" w:cs="Courier New"/>
+          <w:sz w:val="20"/>
+          <w:szCs w:val="20"/>
+        </w:rPr>
+      </w:pPr>
+      <w:r>
+        <w:rPr>
+          <w:rFonts w:ascii="Courier New" w:hAnsi="Courier New" w:cs="Courier New"/>
+          <w:sz w:val="20"/>
+          <w:szCs w:val="20"/>
+        </w:rPr>
+        <w:t xml:space="preserve">        if (err) {</w:t>
+      </w:r>
+    </w:p>
+    <w:p>
+      <w:pPr>
+        <w:spacing w:after="0" w:line="240" w:lineRule="auto"/>
+        <w:rPr>
+          <w:rFonts w:ascii="Courier New" w:hAnsi="Courier New" w:cs="Courier New"/>
+          <w:sz w:val="20"/>
+          <w:szCs w:val="20"/>
+        </w:rPr>
+      </w:pPr>
+      <w:r>
+        <w:rPr>
+          <w:rFonts w:ascii="Courier New" w:hAnsi="Courier New" w:cs="Courier New"/>
+          <w:sz w:val="20"/>
+          <w:szCs w:val="20"/>
+        </w:rPr>
+        <w:t xml:space="preserve">            console.error('Erro ao obter todas as trasações.', err);</w:t>
+      </w:r>
+    </w:p>
+    <w:p>
+      <w:pPr>
+        <w:spacing w:after="0" w:line="240" w:lineRule="auto"/>
+        <w:rPr>
+          <w:rFonts w:ascii="Courier New" w:hAnsi="Courier New" w:cs="Courier New"/>
+          <w:sz w:val="20"/>
+          <w:szCs w:val="20"/>
+        </w:rPr>
+      </w:pPr>
+      <w:r>
+        <w:rPr>
+          <w:rFonts w:ascii="Courier New" w:hAnsi="Courier New" w:cs="Courier New"/>
+          <w:sz w:val="20"/>
+          <w:szCs w:val="20"/>
+        </w:rPr>
+        <w:lastRenderedPageBreak/>
+        <w:t xml:space="preserve">            res.status(500).send('Erro ao obter todas as trasações.');</w:t>
+      </w:r>
+    </w:p>
+    <w:p>
+      <w:pPr>
+        <w:spacing w:after="0" w:line="240" w:lineRule="auto"/>
+        <w:rPr>
+          <w:rFonts w:ascii="Courier New" w:hAnsi="Courier New" w:cs="Courier New"/>
+          <w:sz w:val="20"/>
+          <w:szCs w:val="20"/>
+        </w:rPr>
+      </w:pPr>
+      <w:r>
+        <w:rPr>
+          <w:rFonts w:ascii="Courier New" w:hAnsi="Courier New" w:cs="Courier New"/>
+          <w:sz w:val="20"/>
+          <w:szCs w:val="20"/>
+        </w:rPr>
+        <w:t xml:space="preserve">            return;</w:t>
+      </w:r>
+    </w:p>
+    <w:p>
+      <w:pPr>
+        <w:spacing w:after="0" w:line="240" w:lineRule="auto"/>
+        <w:rPr>
+          <w:rFonts w:ascii="Courier New" w:hAnsi="Courier New" w:cs="Courier New"/>
+          <w:sz w:val="20"/>
+          <w:szCs w:val="20"/>
+        </w:rPr>
+      </w:pPr>
+      <w:r>
+        <w:rPr>
+          <w:rFonts w:ascii="Courier New" w:hAnsi="Courier New" w:cs="Courier New"/>
+          <w:sz w:val="20"/>
+          <w:szCs w:val="20"/>
+        </w:rPr>
+        <w:t xml:space="preserve">        }</w:t>
+      </w:r>
+    </w:p>
+    <w:p>
+      <w:pPr>
+        <w:spacing w:after="0" w:line="240" w:lineRule="auto"/>
+        <w:rPr>
+          <w:rFonts w:ascii="Courier New" w:hAnsi="Courier New" w:cs="Courier New"/>
+          <w:sz w:val="20"/>
+          <w:szCs w:val="20"/>
+        </w:rPr>
+      </w:pPr>
+      <w:r>
+        <w:rPr>
+          <w:rFonts w:ascii="Courier New" w:hAnsi="Courier New" w:cs="Courier New"/>
+          <w:sz w:val="20"/>
+          <w:szCs w:val="20"/>
+        </w:rPr>
+        <w:t xml:space="preserve">        res.json(results);</w:t>
+      </w:r>
+    </w:p>
+    <w:p>
+      <w:pPr>
+        <w:spacing w:after="0" w:line="240" w:lineRule="auto"/>
+        <w:rPr>
+          <w:rFonts w:ascii="Courier New" w:hAnsi="Courier New" w:cs="Courier New"/>
+          <w:sz w:val="20"/>
+          <w:szCs w:val="20"/>
+        </w:rPr>
+      </w:pPr>
+      <w:r>
+        <w:rPr>
+          <w:rFonts w:ascii="Courier New" w:hAnsi="Courier New" w:cs="Courier New"/>
+          <w:sz w:val="20"/>
+          <w:szCs w:val="20"/>
+        </w:rPr>
+        <w:t xml:space="preserve">    });</w:t>
+      </w:r>
+    </w:p>
+    <w:p>
+      <w:pPr>
+        <w:spacing w:after="0" w:line="240" w:lineRule="auto"/>
+        <w:rPr>
+          <w:rFonts w:ascii="Courier New" w:hAnsi="Courier New" w:cs="Courier New"/>
+          <w:sz w:val="20"/>
+          <w:szCs w:val="20"/>
+        </w:rPr>
+      </w:pPr>
+      <w:r>
+        <w:rPr>
+          <w:rFonts w:ascii="Courier New" w:hAnsi="Courier New" w:cs="Courier New"/>
+          <w:sz w:val="20"/>
+          <w:szCs w:val="20"/>
+        </w:rPr>
+        <w:t>};</w:t>
+      </w:r>
+    </w:p>
+    <w:p>
+      <w:pPr>
+        <w:spacing w:after="0" w:line="240" w:lineRule="auto"/>
+        <w:rPr>
+          <w:rFonts w:ascii="Courier New" w:hAnsi="Courier New" w:cs="Courier New"/>
+          <w:sz w:val="20"/>
+          <w:szCs w:val="20"/>
+        </w:rPr>
+      </w:pPr>
+    </w:p>
+    <w:p>
+      <w:pPr>
+        <w:spacing w:after="0" w:line="240" w:lineRule="auto"/>
+        <w:rPr>
+          <w:rFonts w:ascii="Courier New" w:hAnsi="Courier New" w:cs="Courier New"/>
+          <w:sz w:val="20"/>
+          <w:szCs w:val="20"/>
+        </w:rPr>
+      </w:pPr>
+      <w:r>
+        <w:rPr>
+          <w:rFonts w:ascii="Courier New" w:hAnsi="Courier New" w:cs="Courier New"/>
+          <w:sz w:val="20"/>
+          <w:szCs w:val="20"/>
+        </w:rPr>
+        <w:t>const addTransaction = (req, res) =&gt; {</w:t>
+      </w:r>
+    </w:p>
+    <w:p>
+      <w:pPr>
+        <w:spacing w:after="0" w:line="240" w:lineRule="auto"/>
+        <w:rPr>
+          <w:rFonts w:ascii="Courier New" w:hAnsi="Courier New" w:cs="Courier New"/>
+          <w:sz w:val="20"/>
+          <w:szCs w:val="20"/>
+        </w:rPr>
+      </w:pPr>
+      <w:r>
+        <w:rPr>
+          <w:rFonts w:ascii="Courier New" w:hAnsi="Courier New" w:cs="Courier New"/>
+          <w:sz w:val="20"/>
+          <w:szCs w:val="20"/>
+        </w:rPr>
+        <w:t xml:space="preserve">    const {name, description, category, price, stock, expiry_date} = req.body;</w:t>
+      </w:r>
+    </w:p>
+    <w:p>
+      <w:pPr>
+        <w:spacing w:after="0" w:line="240" w:lineRule="auto"/>
+        <w:rPr>
+          <w:rFonts w:ascii="Courier New" w:hAnsi="Courier New" w:cs="Courier New"/>
+          <w:sz w:val="20"/>
+          <w:szCs w:val="20"/>
+        </w:rPr>
+      </w:pPr>
+      <w:r>
+        <w:rPr>
+          <w:rFonts w:ascii="Courier New" w:hAnsi="Courier New" w:cs="Courier New"/>
+          <w:sz w:val="20"/>
+          <w:szCs w:val="20"/>
+        </w:rPr>
+        <w:t xml:space="preserve">    inventory_db.query('INSERT INTO products (name, description, category, price, stock, expiry_date) VALUES (?, ?, ?, ?, ?, ?)',</w:t>
+      </w:r>
+    </w:p>
+    <w:p>
+      <w:pPr>
+        <w:spacing w:after="0" w:line="240" w:lineRule="auto"/>
+        <w:rPr>
+          <w:rFonts w:ascii="Courier New" w:hAnsi="Courier New" w:cs="Courier New"/>
+          <w:sz w:val="20"/>
+          <w:szCs w:val="20"/>
+        </w:rPr>
+      </w:pPr>
+      <w:r>
+        <w:rPr>
+          <w:rFonts w:ascii="Courier New" w:hAnsi="Courier New" w:cs="Courier New"/>
+          <w:sz w:val="20"/>
+          <w:szCs w:val="20"/>
+        </w:rPr>
+        <w:t xml:space="preserve">    [name, description, category, price, stock, expiry_date],</w:t>
+      </w:r>
+    </w:p>
+    <w:p>
+      <w:pPr>
+        <w:spacing w:after="0" w:line="240" w:lineRule="auto"/>
+        <w:rPr>
+          <w:rFonts w:ascii="Courier New" w:hAnsi="Courier New" w:cs="Courier New"/>
+          <w:sz w:val="20"/>
+          <w:szCs w:val="20"/>
+        </w:rPr>
+      </w:pPr>
+      <w:r>
+        <w:rPr>
+          <w:rFonts w:ascii="Courier New" w:hAnsi="Courier New" w:cs="Courier New"/>
+          <w:sz w:val="20"/>
+          <w:szCs w:val="20"/>
+        </w:rPr>
+        <w:t xml:space="preserve">        (err, results) =&gt; {</w:t>
+      </w:r>
+    </w:p>
+    <w:p>
+      <w:pPr>
+        <w:spacing w:after="0" w:line="240" w:lineRule="auto"/>
+        <w:rPr>
+          <w:rFonts w:ascii="Courier New" w:hAnsi="Courier New" w:cs="Courier New"/>
+          <w:sz w:val="20"/>
+          <w:szCs w:val="20"/>
+        </w:rPr>
+      </w:pPr>
+      <w:r>
+        <w:rPr>
+          <w:rFonts w:ascii="Courier New" w:hAnsi="Courier New" w:cs="Courier New"/>
+          <w:sz w:val="20"/>
+          <w:szCs w:val="20"/>
+        </w:rPr>
+        <w:t xml:space="preserve">            if (err) {</w:t>
+      </w:r>
+    </w:p>
+    <w:p>
+      <w:pPr>
+        <w:spacing w:after="0" w:line="240" w:lineRule="auto"/>
+        <w:rPr>
+          <w:rFonts w:ascii="Courier New" w:hAnsi="Courier New" w:cs="Courier New"/>
+          <w:sz w:val="20"/>
+          <w:szCs w:val="20"/>
+        </w:rPr>
+      </w:pPr>
+      <w:r>
+        <w:rPr>
+          <w:rFonts w:ascii="Courier New" w:hAnsi="Courier New" w:cs="Courier New"/>
+          <w:sz w:val="20"/>
+          <w:szCs w:val="20"/>
+        </w:rPr>
+        <w:t xml:space="preserve">                console.error('Erro ao adicionar a transação.', err);</w:t>
+      </w:r>
+    </w:p>
+    <w:p>
+      <w:pPr>
+        <w:spacing w:after="0" w:line="240" w:lineRule="auto"/>
+        <w:rPr>
+          <w:rFonts w:ascii="Courier New" w:hAnsi="Courier New" w:cs="Courier New"/>
+          <w:sz w:val="20"/>
+          <w:szCs w:val="20"/>
+        </w:rPr>
+      </w:pPr>
+      <w:r>
+        <w:rPr>
+          <w:rFonts w:ascii="Courier New" w:hAnsi="Courier New" w:cs="Courier New"/>
+          <w:sz w:val="20"/>
+          <w:szCs w:val="20"/>
+        </w:rPr>
+        <w:t xml:space="preserve">                res.status(500).send('Erro ao adicionar a transação.');</w:t>
+      </w:r>
+    </w:p>
+    <w:p>
+      <w:pPr>
+        <w:spacing w:after="0" w:line="240" w:lineRule="auto"/>
+        <w:rPr>
+          <w:rFonts w:ascii="Courier New" w:hAnsi="Courier New" w:cs="Courier New"/>
+          <w:sz w:val="20"/>
+          <w:szCs w:val="20"/>
+        </w:rPr>
+      </w:pPr>
+      <w:r>
+        <w:rPr>
+          <w:rFonts w:ascii="Courier New" w:hAnsi="Courier New" w:cs="Courier New"/>
+          <w:sz w:val="20"/>
+          <w:szCs w:val="20"/>
+        </w:rPr>
+        <w:t xml:space="preserve">                return;</w:t>
+      </w:r>
+    </w:p>
+    <w:p>
+      <w:pPr>
+        <w:spacing w:after="0" w:line="240" w:lineRule="auto"/>
+        <w:rPr>
+          <w:rFonts w:ascii="Courier New" w:hAnsi="Courier New" w:cs="Courier New"/>
+          <w:sz w:val="20"/>
+          <w:szCs w:val="20"/>
+        </w:rPr>
+      </w:pPr>
+      <w:r>
+        <w:rPr>
+          <w:rFonts w:ascii="Courier New" w:hAnsi="Courier New" w:cs="Courier New"/>
+          <w:sz w:val="20"/>
+          <w:szCs w:val="20"/>
+        </w:rPr>
+        <w:t xml:space="preserve">            }</w:t>
+      </w:r>
+    </w:p>
+    <w:p>
+      <w:pPr>
+        <w:spacing w:after="0" w:line="240" w:lineRule="auto"/>
+        <w:rPr>
+          <w:rFonts w:ascii="Courier New" w:hAnsi="Courier New" w:cs="Courier New"/>
+          <w:sz w:val="20"/>
+          <w:szCs w:val="20"/>
+        </w:rPr>
+      </w:pPr>
+      <w:r>
+        <w:rPr>
+          <w:rFonts w:ascii="Courier New" w:hAnsi="Courier New" w:cs="Courier New"/>
+          <w:sz w:val="20"/>
+          <w:szCs w:val="20"/>
+        </w:rPr>
+        <w:t xml:space="preserve">            res.status(201).send('Transação adicionada com sucesso!');</w:t>
+      </w:r>
+    </w:p>
+    <w:p>
+      <w:pPr>
+        <w:spacing w:after="0" w:line="240" w:lineRule="auto"/>
+        <w:rPr>
+          <w:rFonts w:ascii="Courier New" w:hAnsi="Courier New" w:cs="Courier New"/>
+          <w:sz w:val="20"/>
+          <w:szCs w:val="20"/>
+        </w:rPr>
+      </w:pPr>
+      <w:r>
+        <w:rPr>
+          <w:rFonts w:ascii="Courier New" w:hAnsi="Courier New" w:cs="Courier New"/>
+          <w:sz w:val="20"/>
+          <w:szCs w:val="20"/>
+        </w:rPr>
+        <w:t xml:space="preserve">        }</w:t>
+      </w:r>
+    </w:p>
+    <w:p>
+      <w:pPr>
+        <w:spacing w:after="0" w:line="240" w:lineRule="auto"/>
+        <w:rPr>
+          <w:rFonts w:ascii="Courier New" w:hAnsi="Courier New" w:cs="Courier New"/>
+          <w:sz w:val="20"/>
+          <w:szCs w:val="20"/>
+        </w:rPr>
+      </w:pPr>
+      <w:r>
+        <w:rPr>
+          <w:rFonts w:ascii="Courier New" w:hAnsi="Courier New" w:cs="Courier New"/>
+          <w:sz w:val="20"/>
+          <w:szCs w:val="20"/>
+        </w:rPr>
+        <w:t xml:space="preserve">    );</w:t>
+      </w:r>
+    </w:p>
+    <w:p>
+      <w:pPr>
+        <w:spacing w:after="0" w:line="240" w:lineRule="auto"/>
+        <w:rPr>
+          <w:rFonts w:ascii="Courier New" w:hAnsi="Courier New" w:cs="Courier New"/>
+          <w:sz w:val="20"/>
+          <w:szCs w:val="20"/>
+        </w:rPr>
+      </w:pPr>
+      <w:r>
+        <w:rPr>
+          <w:rFonts w:ascii="Courier New" w:hAnsi="Courier New" w:cs="Courier New"/>
+          <w:sz w:val="20"/>
+          <w:szCs w:val="20"/>
+        </w:rPr>
+        <w:t>};</w:t>
+      </w:r>
+    </w:p>
+    <w:p>
+      <w:pPr>
+        <w:spacing w:after="0" w:line="240" w:lineRule="auto"/>
+        <w:rPr>
+          <w:rFonts w:ascii="Courier New" w:hAnsi="Courier New" w:cs="Courier New"/>
+          <w:sz w:val="20"/>
+          <w:szCs w:val="20"/>
+        </w:rPr>
+      </w:pPr>
+    </w:p>
+    <w:p>
+      <w:pPr>
+        <w:spacing w:after="0" w:line="240" w:lineRule="auto"/>
+        <w:rPr>
+          <w:rFonts w:ascii="Courier New" w:hAnsi="Courier New" w:cs="Courier New"/>
+          <w:sz w:val="20"/>
+          <w:szCs w:val="20"/>
+        </w:rPr>
+      </w:pPr>
+      <w:r>
+        <w:rPr>
+          <w:rFonts w:ascii="Courier New" w:hAnsi="Courier New" w:cs="Courier New"/>
+          <w:sz w:val="20"/>
+          <w:szCs w:val="20"/>
+        </w:rPr>
+        <w:t>const attTransactionTotal = (req, res) =&gt; {</w:t>
+      </w:r>
+    </w:p>
+    <w:p>
+      <w:pPr>
+        <w:spacing w:after="0" w:line="240" w:lineRule="auto"/>
+        <w:rPr>
+          <w:rFonts w:ascii="Courier New" w:hAnsi="Courier New" w:cs="Courier New"/>
+          <w:sz w:val="20"/>
+          <w:szCs w:val="20"/>
+        </w:rPr>
+      </w:pPr>
+      <w:r>
+        <w:rPr>
+          <w:rFonts w:ascii="Courier New" w:hAnsi="Courier New" w:cs="Courier New"/>
+          <w:sz w:val="20"/>
+          <w:szCs w:val="20"/>
+        </w:rPr>
+        <w:t xml:space="preserve">    const {id} = req.params;</w:t>
+      </w:r>
+    </w:p>
+    <w:p>
+      <w:pPr>
+        <w:spacing w:after="0" w:line="240" w:lineRule="auto"/>
+        <w:rPr>
+          <w:rFonts w:ascii="Courier New" w:hAnsi="Courier New" w:cs="Courier New"/>
+          <w:sz w:val="20"/>
+          <w:szCs w:val="20"/>
+        </w:rPr>
+      </w:pPr>
+      <w:r>
+        <w:rPr>
+          <w:rFonts w:ascii="Courier New" w:hAnsi="Courier New" w:cs="Courier New"/>
+          <w:sz w:val="20"/>
+          <w:szCs w:val="20"/>
+        </w:rPr>
+        <w:t xml:space="preserve">    const {name, description, category, price, stock, expiry_date} = req.body;</w:t>
+      </w:r>
+    </w:p>
+    <w:p>
+      <w:pPr>
+        <w:spacing w:after="0" w:line="240" w:lineRule="auto"/>
+        <w:rPr>
+          <w:rFonts w:ascii="Courier New" w:hAnsi="Courier New" w:cs="Courier New"/>
+          <w:sz w:val="20"/>
+          <w:szCs w:val="20"/>
+        </w:rPr>
+      </w:pPr>
+      <w:r>
+        <w:rPr>
+          <w:rFonts w:ascii="Courier New" w:hAnsi="Courier New" w:cs="Courier New"/>
+          <w:sz w:val="20"/>
+          <w:szCs w:val="20"/>
+        </w:rPr>
+        <w:t xml:space="preserve">    inventory_db.query('UPDATE products SET name = ?, description = ?, category = ?, price = ?, stock = ?, expiry_date = ? WHERE id = ?',</w:t>
+      </w:r>
+    </w:p>
+    <w:p>
+      <w:pPr>
+        <w:spacing w:after="0" w:line="240" w:lineRule="auto"/>
+        <w:rPr>
+          <w:rFonts w:ascii="Courier New" w:hAnsi="Courier New" w:cs="Courier New"/>
+          <w:sz w:val="20"/>
+          <w:szCs w:val="20"/>
+        </w:rPr>
+      </w:pPr>
+      <w:r>
+        <w:rPr>
+          <w:rFonts w:ascii="Courier New" w:hAnsi="Courier New" w:cs="Courier New"/>
+          <w:sz w:val="20"/>
+          <w:szCs w:val="20"/>
+        </w:rPr>
+        <w:t xml:space="preserve">    [name, description, category, price, stock, expiry_date, id],</w:t>
+      </w:r>
+    </w:p>
+    <w:p>
+      <w:pPr>
+        <w:spacing w:after="0" w:line="240" w:lineRule="auto"/>
+        <w:rPr>
+          <w:rFonts w:ascii="Courier New" w:hAnsi="Courier New" w:cs="Courier New"/>
+          <w:sz w:val="20"/>
+          <w:szCs w:val="20"/>
+        </w:rPr>
+      </w:pPr>
+      <w:r>
+        <w:rPr>
+          <w:rFonts w:ascii="Courier New" w:hAnsi="Courier New" w:cs="Courier New"/>
+          <w:sz w:val="20"/>
+          <w:szCs w:val="20"/>
+        </w:rPr>
+        <w:t xml:space="preserve">        (err, results) =&gt; {</w:t>
+      </w:r>
+    </w:p>
+    <w:p>
+      <w:pPr>
+        <w:spacing w:after="0" w:line="240" w:lineRule="auto"/>
+        <w:rPr>
+          <w:rFonts w:ascii="Courier New" w:hAnsi="Courier New" w:cs="Courier New"/>
+          <w:sz w:val="20"/>
+          <w:szCs w:val="20"/>
+        </w:rPr>
+      </w:pPr>
+      <w:r>
+        <w:rPr>
+          <w:rFonts w:ascii="Courier New" w:hAnsi="Courier New" w:cs="Courier New"/>
+          <w:sz w:val="20"/>
+          <w:szCs w:val="20"/>
+        </w:rPr>
+        <w:t xml:space="preserve">            if (err) {</w:t>
+      </w:r>
+    </w:p>
+    <w:p>
+      <w:pPr>
+        <w:spacing w:after="0" w:line="240" w:lineRule="auto"/>
+        <w:rPr>
+          <w:rFonts w:ascii="Courier New" w:hAnsi="Courier New" w:cs="Courier New"/>
+          <w:sz w:val="20"/>
+          <w:szCs w:val="20"/>
+        </w:rPr>
+      </w:pPr>
+      <w:r>
+        <w:rPr>
+          <w:rFonts w:ascii="Courier New" w:hAnsi="Courier New" w:cs="Courier New"/>
+          <w:sz w:val="20"/>
+          <w:szCs w:val="20"/>
+        </w:rPr>
+        <w:t xml:space="preserve">                console.error('Erro na atualização da transação.', err);</w:t>
+      </w:r>
+    </w:p>
+    <w:p>
+      <w:pPr>
+        <w:spacing w:after="0" w:line="240" w:lineRule="auto"/>
+        <w:rPr>
+          <w:rFonts w:ascii="Courier New" w:hAnsi="Courier New" w:cs="Courier New"/>
+          <w:sz w:val="20"/>
+          <w:szCs w:val="20"/>
+        </w:rPr>
+      </w:pPr>
+      <w:r>
+        <w:rPr>
+          <w:rFonts w:ascii="Courier New" w:hAnsi="Courier New" w:cs="Courier New"/>
+          <w:sz w:val="20"/>
+          <w:szCs w:val="20"/>
+        </w:rPr>
+        <w:t xml:space="preserve">                res.status(500).send('Erro na atualização da transação.');</w:t>
+      </w:r>
+    </w:p>
+    <w:p>
+      <w:pPr>
+        <w:spacing w:after="0" w:line="240" w:lineRule="auto"/>
+        <w:rPr>
+          <w:rFonts w:ascii="Courier New" w:hAnsi="Courier New" w:cs="Courier New"/>
+          <w:sz w:val="20"/>
+          <w:szCs w:val="20"/>
+        </w:rPr>
+      </w:pPr>
+      <w:r>
+        <w:rPr>
+          <w:rFonts w:ascii="Courier New" w:hAnsi="Courier New" w:cs="Courier New"/>
+          <w:sz w:val="20"/>
+          <w:szCs w:val="20"/>
+        </w:rPr>
+        <w:t xml:space="preserve">                return;</w:t>
+      </w:r>
+    </w:p>
+    <w:p>
+      <w:pPr>
+        <w:spacing w:after="0" w:line="240" w:lineRule="auto"/>
+        <w:rPr>
+          <w:rFonts w:ascii="Courier New" w:hAnsi="Courier New" w:cs="Courier New"/>
+          <w:sz w:val="20"/>
+          <w:szCs w:val="20"/>
+        </w:rPr>
+      </w:pPr>
+      <w:r>
+        <w:rPr>
+          <w:rFonts w:ascii="Courier New" w:hAnsi="Courier New" w:cs="Courier New"/>
+          <w:sz w:val="20"/>
+          <w:szCs w:val="20"/>
+        </w:rPr>
+        <w:t xml:space="preserve">            }</w:t>
+      </w:r>
+    </w:p>
+    <w:p>
+      <w:pPr>
+        <w:spacing w:after="0" w:line="240" w:lineRule="auto"/>
+        <w:rPr>
+          <w:rFonts w:ascii="Courier New" w:hAnsi="Courier New" w:cs="Courier New"/>
+          <w:sz w:val="20"/>
+          <w:szCs w:val="20"/>
+        </w:rPr>
+      </w:pPr>
+      <w:r>
+        <w:rPr>
+          <w:rFonts w:ascii="Courier New" w:hAnsi="Courier New" w:cs="Courier New"/>
+          <w:sz w:val="20"/>
+          <w:szCs w:val="20"/>
+        </w:rPr>
+        <w:t xml:space="preserve">            res.send('Transação atualizada com sucesso!');</w:t>
+      </w:r>
+    </w:p>
+    <w:p>
+      <w:pPr>
+        <w:spacing w:after="0" w:line="240" w:lineRule="auto"/>
+        <w:rPr>
+          <w:rFonts w:ascii="Courier New" w:hAnsi="Courier New" w:cs="Courier New"/>
+          <w:sz w:val="20"/>
+          <w:szCs w:val="20"/>
+        </w:rPr>
+      </w:pPr>
+      <w:r>
+        <w:rPr>
+          <w:rFonts w:ascii="Courier New" w:hAnsi="Courier New" w:cs="Courier New"/>
+          <w:sz w:val="20"/>
+          <w:szCs w:val="20"/>
+        </w:rPr>
+        <w:t xml:space="preserve">        }</w:t>
+      </w:r>
+    </w:p>
+    <w:p>
+      <w:pPr>
+        <w:spacing w:after="0" w:line="240" w:lineRule="auto"/>
+        <w:rPr>
+          <w:rFonts w:ascii="Courier New" w:hAnsi="Courier New" w:cs="Courier New"/>
+          <w:sz w:val="20"/>
+          <w:szCs w:val="20"/>
+        </w:rPr>
+      </w:pPr>
+      <w:r>
+        <w:rPr>
+          <w:rFonts w:ascii="Courier New" w:hAnsi="Courier New" w:cs="Courier New"/>
+          <w:sz w:val="20"/>
+          <w:szCs w:val="20"/>
+        </w:rPr>
+        <w:t xml:space="preserve">    );</w:t>
+      </w:r>
+    </w:p>
+    <w:p>
+      <w:pPr>
+        <w:spacing w:after="0" w:line="240" w:lineRule="auto"/>
+        <w:rPr>
+          <w:rFonts w:ascii="Courier New" w:hAnsi="Courier New" w:cs="Courier New"/>
+          <w:sz w:val="20"/>
+          <w:szCs w:val="20"/>
+        </w:rPr>
+      </w:pPr>
+      <w:r>
+        <w:rPr>
+          <w:rFonts w:ascii="Courier New" w:hAnsi="Courier New" w:cs="Courier New"/>
+          <w:sz w:val="20"/>
+          <w:szCs w:val="20"/>
+        </w:rPr>
+        <w:t>};</w:t>
+      </w:r>
+    </w:p>
+    <w:p>
+      <w:pPr>
+        <w:spacing w:after="0" w:line="240" w:lineRule="auto"/>
+        <w:rPr>
+          <w:rFonts w:ascii="Courier New" w:hAnsi="Courier New" w:cs="Courier New"/>
+          <w:sz w:val="20"/>
+          <w:szCs w:val="20"/>
+        </w:rPr>
+      </w:pPr>
+    </w:p>
+    <w:p>
+      <w:pPr>
+        <w:spacing w:after="0" w:line="240" w:lineRule="auto"/>
+        <w:rPr>
+          <w:rFonts w:ascii="Courier New" w:hAnsi="Courier New" w:cs="Courier New"/>
+          <w:sz w:val="20"/>
+          <w:szCs w:val="20"/>
+        </w:rPr>
+      </w:pPr>
+      <w:r>
+        <w:rPr>
+          <w:rFonts w:ascii="Courier New" w:hAnsi="Courier New" w:cs="Courier New"/>
+          <w:sz w:val="20"/>
+          <w:szCs w:val="20"/>
+        </w:rPr>
+        <w:t>const attTransactionParcial = (req, res) =&gt; {</w:t>
+      </w:r>
+    </w:p>
+    <w:p>
+      <w:pPr>
+        <w:spacing w:after="0" w:line="240" w:lineRule="auto"/>
+        <w:rPr>
+          <w:rFonts w:ascii="Courier New" w:hAnsi="Courier New" w:cs="Courier New"/>
+          <w:sz w:val="20"/>
+          <w:szCs w:val="20"/>
+        </w:rPr>
+      </w:pPr>
+      <w:r>
+        <w:rPr>
+          <w:rFonts w:ascii="Courier New" w:hAnsi="Courier New" w:cs="Courier New"/>
+          <w:sz w:val="20"/>
+          <w:szCs w:val="20"/>
+        </w:rPr>
+        <w:t xml:space="preserve">    const {id} = req.params;</w:t>
+      </w:r>
+    </w:p>
+    <w:p>
+      <w:pPr>
+        <w:spacing w:after="0" w:line="240" w:lineRule="auto"/>
+        <w:rPr>
+          <w:rFonts w:ascii="Courier New" w:hAnsi="Courier New" w:cs="Courier New"/>
+          <w:sz w:val="20"/>
+          <w:szCs w:val="20"/>
+        </w:rPr>
+      </w:pPr>
+      <w:r>
+        <w:rPr>
+          <w:rFonts w:ascii="Courier New" w:hAnsi="Courier New" w:cs="Courier New"/>
+          <w:sz w:val="20"/>
+          <w:szCs w:val="20"/>
+        </w:rPr>
+        <w:t xml:space="preserve">    const fields = req.body;</w:t>
+      </w:r>
+    </w:p>
+    <w:p>
+      <w:pPr>
+        <w:spacing w:after="0" w:line="240" w:lineRule="auto"/>
+        <w:rPr>
+          <w:rFonts w:ascii="Courier New" w:hAnsi="Courier New" w:cs="Courier New"/>
+          <w:sz w:val="20"/>
+          <w:szCs w:val="20"/>
+        </w:rPr>
+      </w:pPr>
+      <w:r>
+        <w:rPr>
+          <w:rFonts w:ascii="Courier New" w:hAnsi="Courier New" w:cs="Courier New"/>
+          <w:sz w:val="20"/>
+          <w:szCs w:val="20"/>
+        </w:rPr>
+        <w:t xml:space="preserve">    const query = [];</w:t>
+      </w:r>
+    </w:p>
+    <w:p>
+      <w:pPr>
+        <w:spacing w:after="0" w:line="240" w:lineRule="auto"/>
+        <w:rPr>
+          <w:rFonts w:ascii="Courier New" w:hAnsi="Courier New" w:cs="Courier New"/>
+          <w:sz w:val="20"/>
+          <w:szCs w:val="20"/>
+        </w:rPr>
+      </w:pPr>
+      <w:r>
+        <w:rPr>
+          <w:rFonts w:ascii="Courier New" w:hAnsi="Courier New" w:cs="Courier New"/>
+          <w:sz w:val="20"/>
+          <w:szCs w:val="20"/>
+        </w:rPr>
+        <w:t xml:space="preserve">    const values = [];</w:t>
+      </w:r>
+    </w:p>
+    <w:p>
+      <w:pPr>
+        <w:spacing w:after="0" w:line="240" w:lineRule="auto"/>
+        <w:rPr>
+          <w:rFonts w:ascii="Courier New" w:hAnsi="Courier New" w:cs="Courier New"/>
+          <w:sz w:val="20"/>
+          <w:szCs w:val="20"/>
+        </w:rPr>
+      </w:pPr>
+      <w:r>
+        <w:rPr>
+          <w:rFonts w:ascii="Courier New" w:hAnsi="Courier New" w:cs="Courier New"/>
+          <w:sz w:val="20"/>
+          <w:szCs w:val="20"/>
+        </w:rPr>
+        <w:t xml:space="preserve">    for (const [key, value] of Object.entries(fields)){</w:t>
+      </w:r>
+    </w:p>
+    <w:p>
+      <w:pPr>
+        <w:spacing w:after="0" w:line="240" w:lineRule="auto"/>
+        <w:rPr>
+          <w:rFonts w:ascii="Courier New" w:hAnsi="Courier New" w:cs="Courier New"/>
+          <w:sz w:val="20"/>
+          <w:szCs w:val="20"/>
+        </w:rPr>
+      </w:pPr>
+      <w:r>
+        <w:rPr>
+          <w:rFonts w:ascii="Courier New" w:hAnsi="Courier New" w:cs="Courier New"/>
+          <w:sz w:val="20"/>
+          <w:szCs w:val="20"/>
+        </w:rPr>
+        <w:t xml:space="preserve">        query.push(`${key} = ?`);</w:t>
+      </w:r>
+    </w:p>
+    <w:p>
+      <w:pPr>
+        <w:spacing w:after="0" w:line="240" w:lineRule="auto"/>
+        <w:rPr>
+          <w:rFonts w:ascii="Courier New" w:hAnsi="Courier New" w:cs="Courier New"/>
+          <w:sz w:val="20"/>
+          <w:szCs w:val="20"/>
+        </w:rPr>
+      </w:pPr>
+      <w:r>
+        <w:rPr>
+          <w:rFonts w:ascii="Courier New" w:hAnsi="Courier New" w:cs="Courier New"/>
+          <w:sz w:val="20"/>
+          <w:szCs w:val="20"/>
+        </w:rPr>
+        <w:t xml:space="preserve">        values.push(value);</w:t>
+      </w:r>
+    </w:p>
+    <w:p>
+      <w:pPr>
+        <w:spacing w:after="0" w:line="240" w:lineRule="auto"/>
+        <w:rPr>
+          <w:rFonts w:ascii="Courier New" w:hAnsi="Courier New" w:cs="Courier New"/>
+          <w:sz w:val="20"/>
+          <w:szCs w:val="20"/>
+        </w:rPr>
+      </w:pPr>
+      <w:r>
+        <w:rPr>
+          <w:rFonts w:ascii="Courier New" w:hAnsi="Courier New" w:cs="Courier New"/>
+          <w:sz w:val="20"/>
+          <w:szCs w:val="20"/>
+        </w:rPr>
+        <w:t xml:space="preserve">    }</w:t>
+      </w:r>
+    </w:p>
+    <w:p>
+      <w:pPr>
+        <w:spacing w:after="0" w:line="240" w:lineRule="auto"/>
+        <w:rPr>
+          <w:rFonts w:ascii="Courier New" w:hAnsi="Courier New" w:cs="Courier New"/>
+          <w:sz w:val="20"/>
+          <w:szCs w:val="20"/>
+        </w:rPr>
+      </w:pPr>
+      <w:r>
+        <w:rPr>
+          <w:rFonts w:ascii="Courier New" w:hAnsi="Courier New" w:cs="Courier New"/>
+          <w:sz w:val="20"/>
+          <w:szCs w:val="20"/>
+        </w:rPr>
+        <w:t xml:space="preserve">    values.push(id);</w:t>
+      </w:r>
+    </w:p>
+    <w:p>
+      <w:pPr>
+        <w:spacing w:after="0" w:line="240" w:lineRule="auto"/>
+        <w:rPr>
+          <w:rFonts w:ascii="Courier New" w:hAnsi="Courier New" w:cs="Courier New"/>
+          <w:sz w:val="20"/>
+          <w:szCs w:val="20"/>
+        </w:rPr>
+      </w:pPr>
+      <w:r>
+        <w:rPr>
+          <w:rFonts w:ascii="Courier New" w:hAnsi="Courier New" w:cs="Courier New"/>
+          <w:sz w:val="20"/>
+          <w:szCs w:val="20"/>
+        </w:rPr>
+        <w:t xml:space="preserve">    inventory_db.query(`UPDATE products SET ${query.join(',')} WHERE id = ?`,</w:t>
+      </w:r>
+    </w:p>
+    <w:p>
+      <w:pPr>
+        <w:spacing w:after="0" w:line="240" w:lineRule="auto"/>
+        <w:rPr>
+          <w:rFonts w:ascii="Courier New" w:hAnsi="Courier New" w:cs="Courier New"/>
+          <w:sz w:val="20"/>
+          <w:szCs w:val="20"/>
+        </w:rPr>
+      </w:pPr>
+      <w:r>
+        <w:rPr>
+          <w:rFonts w:ascii="Courier New" w:hAnsi="Courier New" w:cs="Courier New"/>
+          <w:sz w:val="20"/>
+          <w:szCs w:val="20"/>
+        </w:rPr>
+        <w:t xml:space="preserve">    values,</w:t>
+      </w:r>
+    </w:p>
+    <w:p>
+      <w:pPr>
+        <w:spacing w:after="0" w:line="240" w:lineRule="auto"/>
+        <w:rPr>
+          <w:rFonts w:ascii="Courier New" w:hAnsi="Courier New" w:cs="Courier New"/>
+          <w:sz w:val="20"/>
+          <w:szCs w:val="20"/>
+        </w:rPr>
+      </w:pPr>
+      <w:r>
+        <w:rPr>
+          <w:rFonts w:ascii="Courier New" w:hAnsi="Courier New" w:cs="Courier New"/>
+          <w:sz w:val="20"/>
+          <w:szCs w:val="20"/>
+        </w:rPr>
+        <w:t xml:space="preserve">        (err, results) =&gt; {</w:t>
+      </w:r>
+    </w:p>
+    <w:p>
+      <w:pPr>
+        <w:spacing w:after="0" w:line="240" w:lineRule="auto"/>
+        <w:rPr>
+          <w:rFonts w:ascii="Courier New" w:hAnsi="Courier New" w:cs="Courier New"/>
+          <w:sz w:val="20"/>
+          <w:szCs w:val="20"/>
+        </w:rPr>
+      </w:pPr>
+      <w:r>
+        <w:rPr>
+          <w:rFonts w:ascii="Courier New" w:hAnsi="Courier New" w:cs="Courier New"/>
+          <w:sz w:val="20"/>
+          <w:szCs w:val="20"/>
+        </w:rPr>
+        <w:t xml:space="preserve">            if (err) {</w:t>
+      </w:r>
+    </w:p>
+    <w:p>
+      <w:pPr>
+        <w:spacing w:after="0" w:line="240" w:lineRule="auto"/>
+        <w:rPr>
+          <w:rFonts w:ascii="Courier New" w:hAnsi="Courier New" w:cs="Courier New"/>
+          <w:sz w:val="20"/>
+          <w:szCs w:val="20"/>
+        </w:rPr>
+      </w:pPr>
+      <w:r>
+        <w:rPr>
+          <w:rFonts w:ascii="Courier New" w:hAnsi="Courier New" w:cs="Courier New"/>
+          <w:sz w:val="20"/>
+          <w:szCs w:val="20"/>
+        </w:rPr>
+        <w:lastRenderedPageBreak/>
+        <w:t xml:space="preserve">                console.error('Erro na atualização da transação.', err);</w:t>
+      </w:r>
+    </w:p>
+    <w:p>
+      <w:pPr>
+        <w:spacing w:after="0" w:line="240" w:lineRule="auto"/>
+        <w:rPr>
+          <w:rFonts w:ascii="Courier New" w:hAnsi="Courier New" w:cs="Courier New"/>
+          <w:sz w:val="20"/>
+          <w:szCs w:val="20"/>
+        </w:rPr>
+      </w:pPr>
+      <w:r>
+        <w:rPr>
+          <w:rFonts w:ascii="Courier New" w:hAnsi="Courier New" w:cs="Courier New"/>
+          <w:sz w:val="20"/>
+          <w:szCs w:val="20"/>
+        </w:rPr>
+        <w:t xml:space="preserve">                res.status(500).send('Erro na atualização da transação.');</w:t>
+      </w:r>
+    </w:p>
+    <w:p>
+      <w:pPr>
+        <w:spacing w:after="0" w:line="240" w:lineRule="auto"/>
+        <w:rPr>
+          <w:rFonts w:ascii="Courier New" w:hAnsi="Courier New" w:cs="Courier New"/>
+          <w:sz w:val="20"/>
+          <w:szCs w:val="20"/>
+        </w:rPr>
+      </w:pPr>
+      <w:r>
+        <w:rPr>
+          <w:rFonts w:ascii="Courier New" w:hAnsi="Courier New" w:cs="Courier New"/>
+          <w:sz w:val="20"/>
+          <w:szCs w:val="20"/>
+        </w:rPr>
+        <w:t xml:space="preserve">                return;</w:t>
+      </w:r>
+    </w:p>
+    <w:p>
+      <w:pPr>
+        <w:spacing w:after="0" w:line="240" w:lineRule="auto"/>
+        <w:rPr>
+          <w:rFonts w:ascii="Courier New" w:hAnsi="Courier New" w:cs="Courier New"/>
+          <w:sz w:val="20"/>
+          <w:szCs w:val="20"/>
+        </w:rPr>
+      </w:pPr>
+      <w:r>
+        <w:rPr>
+          <w:rFonts w:ascii="Courier New" w:hAnsi="Courier New" w:cs="Courier New"/>
+          <w:sz w:val="20"/>
+          <w:szCs w:val="20"/>
+        </w:rPr>
+        <w:t xml:space="preserve">            }</w:t>
+      </w:r>
+    </w:p>
+    <w:p>
+      <w:pPr>
+        <w:spacing w:after="0" w:line="240" w:lineRule="auto"/>
+        <w:rPr>
+          <w:rFonts w:ascii="Courier New" w:hAnsi="Courier New" w:cs="Courier New"/>
+          <w:sz w:val="20"/>
+          <w:szCs w:val="20"/>
+        </w:rPr>
+      </w:pPr>
+      <w:r>
+        <w:rPr>
+          <w:rFonts w:ascii="Courier New" w:hAnsi="Courier New" w:cs="Courier New"/>
+          <w:sz w:val="20"/>
+          <w:szCs w:val="20"/>
+        </w:rPr>
+        <w:t xml:space="preserve">            res.send('Transação atualizada com sucesso!');</w:t>
+      </w:r>
+    </w:p>
+    <w:p>
+      <w:pPr>
+        <w:spacing w:after="0" w:line="240" w:lineRule="auto"/>
+        <w:rPr>
+          <w:rFonts w:ascii="Courier New" w:hAnsi="Courier New" w:cs="Courier New"/>
+          <w:sz w:val="20"/>
+          <w:szCs w:val="20"/>
+        </w:rPr>
+      </w:pPr>
+      <w:r>
+        <w:rPr>
+          <w:rFonts w:ascii="Courier New" w:hAnsi="Courier New" w:cs="Courier New"/>
+          <w:sz w:val="20"/>
+          <w:szCs w:val="20"/>
+        </w:rPr>
+        <w:t xml:space="preserve">        }</w:t>
+      </w:r>
+    </w:p>
+    <w:p>
+      <w:pPr>
+        <w:spacing w:after="0" w:line="240" w:lineRule="auto"/>
+        <w:rPr>
+          <w:rFonts w:ascii="Courier New" w:hAnsi="Courier New" w:cs="Courier New"/>
+          <w:sz w:val="20"/>
+          <w:szCs w:val="20"/>
+        </w:rPr>
+      </w:pPr>
+      <w:r>
+        <w:rPr>
+          <w:rFonts w:ascii="Courier New" w:hAnsi="Courier New" w:cs="Courier New"/>
+          <w:sz w:val="20"/>
+          <w:szCs w:val="20"/>
+        </w:rPr>
+        <w:t xml:space="preserve">    );</w:t>
+      </w:r>
+    </w:p>
+    <w:p>
+      <w:pPr>
+        <w:spacing w:after="0" w:line="240" w:lineRule="auto"/>
+        <w:rPr>
+          <w:rFonts w:ascii="Courier New" w:hAnsi="Courier New" w:cs="Courier New"/>
+          <w:sz w:val="20"/>
+          <w:szCs w:val="20"/>
+        </w:rPr>
+      </w:pPr>
+      <w:r>
+        <w:rPr>
+          <w:rFonts w:ascii="Courier New" w:hAnsi="Courier New" w:cs="Courier New"/>
+          <w:sz w:val="20"/>
+          <w:szCs w:val="20"/>
+        </w:rPr>
+        <w:t>};</w:t>
+      </w:r>
+    </w:p>
+    <w:p>
+      <w:pPr>
+        <w:spacing w:after="0" w:line="240" w:lineRule="auto"/>
+        <w:rPr>
+          <w:rFonts w:ascii="Courier New" w:hAnsi="Courier New" w:cs="Courier New"/>
+          <w:sz w:val="20"/>
+          <w:szCs w:val="20"/>
+        </w:rPr>
+      </w:pPr>
+    </w:p>
+    <w:p>
+      <w:pPr>
+        <w:spacing w:after="0" w:line="240" w:lineRule="auto"/>
+        <w:rPr>
+          <w:rFonts w:ascii="Courier New" w:hAnsi="Courier New" w:cs="Courier New"/>
+          <w:sz w:val="20"/>
+          <w:szCs w:val="20"/>
+        </w:rPr>
+      </w:pPr>
+      <w:r>
+        <w:rPr>
+          <w:rFonts w:ascii="Courier New" w:hAnsi="Courier New" w:cs="Courier New"/>
+          <w:sz w:val="20"/>
+          <w:szCs w:val="20"/>
+        </w:rPr>
+        <w:t>const delTransaction = (req, res) =&gt; {</w:t>
+      </w:r>
+    </w:p>
+    <w:p>
+      <w:pPr>
+        <w:spacing w:after="0" w:line="240" w:lineRule="auto"/>
+        <w:rPr>
+          <w:rFonts w:ascii="Courier New" w:hAnsi="Courier New" w:cs="Courier New"/>
+          <w:sz w:val="20"/>
+          <w:szCs w:val="20"/>
+        </w:rPr>
+      </w:pPr>
+      <w:r>
+        <w:rPr>
+          <w:rFonts w:ascii="Courier New" w:hAnsi="Courier New" w:cs="Courier New"/>
+          <w:sz w:val="20"/>
+          <w:szCs w:val="20"/>
+        </w:rPr>
+        <w:t xml:space="preserve">    const {id} = req.params;</w:t>
+      </w:r>
+    </w:p>
+    <w:p>
+      <w:pPr>
+        <w:spacing w:after="0" w:line="240" w:lineRule="auto"/>
+        <w:rPr>
+          <w:rFonts w:ascii="Courier New" w:hAnsi="Courier New" w:cs="Courier New"/>
+          <w:sz w:val="20"/>
+          <w:szCs w:val="20"/>
+        </w:rPr>
+      </w:pPr>
+      <w:r>
+        <w:rPr>
+          <w:rFonts w:ascii="Courier New" w:hAnsi="Courier New" w:cs="Courier New"/>
+          <w:sz w:val="20"/>
+          <w:szCs w:val="20"/>
+        </w:rPr>
+        <w:t xml:space="preserve">    inventory_db.query('DELETE FROM products WHERE id = ?',</w:t>
+      </w:r>
+    </w:p>
+    <w:p>
+      <w:pPr>
+        <w:spacing w:after="0" w:line="240" w:lineRule="auto"/>
+        <w:rPr>
+          <w:rFonts w:ascii="Courier New" w:hAnsi="Courier New" w:cs="Courier New"/>
+          <w:sz w:val="20"/>
+          <w:szCs w:val="20"/>
+        </w:rPr>
+      </w:pPr>
+      <w:r>
+        <w:rPr>
+          <w:rFonts w:ascii="Courier New" w:hAnsi="Courier New" w:cs="Courier New"/>
+          <w:sz w:val="20"/>
+          <w:szCs w:val="20"/>
+        </w:rPr>
+        <w:t xml:space="preserve">    [id],</w:t>
+      </w:r>
+    </w:p>
+    <w:p>
+      <w:pPr>
+        <w:spacing w:after="0" w:line="240" w:lineRule="auto"/>
+        <w:rPr>
+          <w:rFonts w:ascii="Courier New" w:hAnsi="Courier New" w:cs="Courier New"/>
+          <w:sz w:val="20"/>
+          <w:szCs w:val="20"/>
+        </w:rPr>
+      </w:pPr>
+      <w:r>
+        <w:rPr>
+          <w:rFonts w:ascii="Courier New" w:hAnsi="Courier New" w:cs="Courier New"/>
+          <w:sz w:val="20"/>
+          <w:szCs w:val="20"/>
+        </w:rPr>
+        <w:t xml:space="preserve">        (err, results) =&gt; {</w:t>
+      </w:r>
+    </w:p>
+    <w:p>
+      <w:pPr>
+        <w:spacing w:after="0" w:line="240" w:lineRule="auto"/>
+        <w:rPr>
+          <w:rFonts w:ascii="Courier New" w:hAnsi="Courier New" w:cs="Courier New"/>
+          <w:sz w:val="20"/>
+          <w:szCs w:val="20"/>
+        </w:rPr>
+      </w:pPr>
+      <w:r>
+        <w:rPr>
+          <w:rFonts w:ascii="Courier New" w:hAnsi="Courier New" w:cs="Courier New"/>
+          <w:sz w:val="20"/>
+          <w:szCs w:val="20"/>
+        </w:rPr>
+        <w:t xml:space="preserve">            if (err) {</w:t>
+      </w:r>
+    </w:p>
+    <w:p>
+      <w:pPr>
+        <w:spacing w:after="0" w:line="240" w:lineRule="auto"/>
+        <w:rPr>
+          <w:rFonts w:ascii="Courier New" w:hAnsi="Courier New" w:cs="Courier New"/>
+          <w:sz w:val="20"/>
+          <w:szCs w:val="20"/>
+        </w:rPr>
+      </w:pPr>
+      <w:r>
+        <w:rPr>
+          <w:rFonts w:ascii="Courier New" w:hAnsi="Courier New" w:cs="Courier New"/>
+          <w:sz w:val="20"/>
+          <w:szCs w:val="20"/>
+        </w:rPr>
+        <w:t xml:space="preserve">                console.error('Erro ao deletar transação.', err);</w:t>
+      </w:r>
+    </w:p>
+    <w:p>
+      <w:pPr>
+        <w:spacing w:after="0" w:line="240" w:lineRule="auto"/>
+        <w:rPr>
+          <w:rFonts w:ascii="Courier New" w:hAnsi="Courier New" w:cs="Courier New"/>
+          <w:sz w:val="20"/>
+          <w:szCs w:val="20"/>
+        </w:rPr>
+      </w:pPr>
+      <w:r>
+        <w:rPr>
+          <w:rFonts w:ascii="Courier New" w:hAnsi="Courier New" w:cs="Courier New"/>
+          <w:sz w:val="20"/>
+          <w:szCs w:val="20"/>
+        </w:rPr>
+        <w:t xml:space="preserve">                res.status(500).send('Erro ao deletar transação.');</w:t>
+      </w:r>
+    </w:p>
+    <w:p>
+      <w:pPr>
+        <w:spacing w:after="0" w:line="240" w:lineRule="auto"/>
+        <w:rPr>
+          <w:rFonts w:ascii="Courier New" w:hAnsi="Courier New" w:cs="Courier New"/>
+          <w:sz w:val="20"/>
+          <w:szCs w:val="20"/>
+        </w:rPr>
+      </w:pPr>
+      <w:r>
+        <w:rPr>
+          <w:rFonts w:ascii="Courier New" w:hAnsi="Courier New" w:cs="Courier New"/>
+          <w:sz w:val="20"/>
+          <w:szCs w:val="20"/>
+        </w:rPr>
+        <w:t xml:space="preserve">                return;</w:t>
+      </w:r>
+    </w:p>
+    <w:p>
+      <w:pPr>
+        <w:spacing w:after="0" w:line="240" w:lineRule="auto"/>
+        <w:rPr>
+          <w:rFonts w:ascii="Courier New" w:hAnsi="Courier New" w:cs="Courier New"/>
+          <w:sz w:val="20"/>
+          <w:szCs w:val="20"/>
+        </w:rPr>
+      </w:pPr>
+      <w:r>
+        <w:rPr>
+          <w:rFonts w:ascii="Courier New" w:hAnsi="Courier New" w:cs="Courier New"/>
+          <w:sz w:val="20"/>
+          <w:szCs w:val="20"/>
+        </w:rPr>
+        <w:t xml:space="preserve">            }</w:t>
+      </w:r>
+    </w:p>
+    <w:p>
+      <w:pPr>
+        <w:spacing w:after="0" w:line="240" w:lineRule="auto"/>
+        <w:rPr>
+          <w:rFonts w:ascii="Courier New" w:hAnsi="Courier New" w:cs="Courier New"/>
+          <w:sz w:val="20"/>
+          <w:szCs w:val="20"/>
+        </w:rPr>
+      </w:pPr>
+      <w:r>
+        <w:rPr>
+          <w:rFonts w:ascii="Courier New" w:hAnsi="Courier New" w:cs="Courier New"/>
+          <w:sz w:val="20"/>
+          <w:szCs w:val="20"/>
+        </w:rPr>
+        <w:t xml:space="preserve">            res.send('Transação deletada com sucesso!');</w:t>
+      </w:r>
+    </w:p>
+    <w:p>
+      <w:pPr>
+        <w:spacing w:after="0" w:line="240" w:lineRule="auto"/>
+        <w:rPr>
+          <w:rFonts w:ascii="Courier New" w:hAnsi="Courier New" w:cs="Courier New"/>
+          <w:sz w:val="20"/>
+          <w:szCs w:val="20"/>
+        </w:rPr>
+      </w:pPr>
+      <w:r>
+        <w:rPr>
+          <w:rFonts w:ascii="Courier New" w:hAnsi="Courier New" w:cs="Courier New"/>
+          <w:sz w:val="20"/>
+          <w:szCs w:val="20"/>
+        </w:rPr>
+        <w:t xml:space="preserve">        }</w:t>
+      </w:r>
+    </w:p>
+    <w:p>
+      <w:pPr>
+        <w:spacing w:after="0" w:line="240" w:lineRule="auto"/>
+        <w:rPr>
+          <w:rFonts w:ascii="Courier New" w:hAnsi="Courier New" w:cs="Courier New"/>
+          <w:sz w:val="20"/>
+          <w:szCs w:val="20"/>
+        </w:rPr>
+      </w:pPr>
+      <w:r>
+        <w:rPr>
+          <w:rFonts w:ascii="Courier New" w:hAnsi="Courier New" w:cs="Courier New"/>
+          <w:sz w:val="20"/>
+          <w:szCs w:val="20"/>
+        </w:rPr>
+        <w:t xml:space="preserve">    );</w:t>
+      </w:r>
+    </w:p>
+    <w:p>
+      <w:pPr>
+        <w:spacing w:after="0" w:line="240" w:lineRule="auto"/>
+        <w:rPr>
+          <w:rFonts w:ascii="Courier New" w:hAnsi="Courier New" w:cs="Courier New"/>
+          <w:sz w:val="20"/>
+          <w:szCs w:val="20"/>
+        </w:rPr>
+      </w:pPr>
+      <w:r>
+        <w:rPr>
+          <w:rFonts w:ascii="Courier New" w:hAnsi="Courier New" w:cs="Courier New"/>
+          <w:sz w:val="20"/>
+          <w:szCs w:val="20"/>
+        </w:rPr>
+        <w:t>};</w:t>
+      </w:r>
+    </w:p>
+    <w:p>
+      <w:pPr>
+        <w:spacing w:after="0" w:line="240" w:lineRule="auto"/>
+        <w:rPr>
+          <w:rFonts w:ascii="Courier New" w:hAnsi="Courier New" w:cs="Courier New"/>
+          <w:sz w:val="20"/>
+          <w:szCs w:val="20"/>
+        </w:rPr>
+      </w:pPr>
+    </w:p>
+    <w:p>
+      <w:pPr>
+        <w:spacing w:after="0" w:line="240" w:lineRule="auto"/>
+        <w:rPr>
+          <w:rFonts w:ascii="Courier New" w:hAnsi="Courier New" w:cs="Courier New"/>
+          <w:sz w:val="20"/>
+          <w:szCs w:val="20"/>
+        </w:rPr>
+      </w:pPr>
+      <w:r>
+        <w:rPr>
+          <w:rFonts w:ascii="Courier New" w:hAnsi="Courier New" w:cs="Courier New"/>
+          <w:sz w:val="20"/>
+          <w:szCs w:val="20"/>
+        </w:rPr>
+        <w:t>module.exports = {</w:t>
+      </w:r>
+    </w:p>
+    <w:p>
+      <w:pPr>
+        <w:spacing w:after="0" w:line="240" w:lineRule="auto"/>
+        <w:rPr>
+          <w:rFonts w:ascii="Courier New" w:hAnsi="Courier New" w:cs="Courier New"/>
+          <w:sz w:val="20"/>
+          <w:szCs w:val="20"/>
+        </w:rPr>
+      </w:pPr>
+      <w:r>
+        <w:rPr>
+          <w:rFonts w:ascii="Courier New" w:hAnsi="Courier New" w:cs="Courier New"/>
+          <w:sz w:val="20"/>
+          <w:szCs w:val="20"/>
+        </w:rPr>
+        <w:t xml:space="preserve">    allTransactions,</w:t>
+      </w:r>
+    </w:p>
+    <w:p>
+      <w:pPr>
+        <w:spacing w:after="0" w:line="240" w:lineRule="auto"/>
+        <w:rPr>
+          <w:rFonts w:ascii="Courier New" w:hAnsi="Courier New" w:cs="Courier New"/>
+          <w:sz w:val="20"/>
+          <w:szCs w:val="20"/>
+        </w:rPr>
+      </w:pPr>
+      <w:r>
+        <w:rPr>
+          <w:rFonts w:ascii="Courier New" w:hAnsi="Courier New" w:cs="Courier New"/>
+          <w:sz w:val="20"/>
+          <w:szCs w:val="20"/>
+        </w:rPr>
+        <w:t xml:space="preserve">    addTransaction,</w:t>
+      </w:r>
+    </w:p>
+    <w:p>
+      <w:pPr>
+        <w:spacing w:after="0" w:line="240" w:lineRule="auto"/>
+        <w:rPr>
+          <w:rFonts w:ascii="Courier New" w:hAnsi="Courier New" w:cs="Courier New"/>
+          <w:sz w:val="20"/>
+          <w:szCs w:val="20"/>
+        </w:rPr>
+      </w:pPr>
+      <w:r>
+        <w:rPr>
+          <w:rFonts w:ascii="Courier New" w:hAnsi="Courier New" w:cs="Courier New"/>
+          <w:sz w:val="20"/>
+          <w:szCs w:val="20"/>
+        </w:rPr>
+        <w:t xml:space="preserve">    attTransactionTotal,</w:t>
+      </w:r>
+    </w:p>
+    <w:p>
+      <w:pPr>
+        <w:spacing w:after="0" w:line="240" w:lineRule="auto"/>
+        <w:rPr>
+          <w:rFonts w:ascii="Courier New" w:hAnsi="Courier New" w:cs="Courier New"/>
+          <w:sz w:val="20"/>
+          <w:szCs w:val="20"/>
+        </w:rPr>
+      </w:pPr>
+      <w:r>
+        <w:rPr>
+          <w:rFonts w:ascii="Courier New" w:hAnsi="Courier New" w:cs="Courier New"/>
+          <w:sz w:val="20"/>
+          <w:szCs w:val="20"/>
+        </w:rPr>
+        <w:t xml:space="preserve">    attTransactionParcial,</w:t>
+      </w:r>
+    </w:p>
+    <w:p>
+      <w:pPr>
+        <w:spacing w:after="0" w:line="240" w:lineRule="auto"/>
+        <w:rPr>
+          <w:rFonts w:ascii="Courier New" w:hAnsi="Courier New" w:cs="Courier New"/>
+          <w:sz w:val="20"/>
+          <w:szCs w:val="20"/>
+        </w:rPr>
+      </w:pPr>
+      <w:r>
+        <w:rPr>
+          <w:rFonts w:ascii="Courier New" w:hAnsi="Courier New" w:cs="Courier New"/>
+          <w:sz w:val="20"/>
+          <w:szCs w:val="20"/>
+        </w:rPr>
+        <w:t xml:space="preserve">    delTransaction</w:t>
+      </w:r>
+    </w:p>
+    <w:p>
+      <w:pPr>
+        <w:spacing w:after="0" w:line="240" w:lineRule="auto"/>
+        <w:rPr>
+          <w:rFonts w:ascii="Courier New" w:hAnsi="Courier New" w:cs="Courier New"/>
+          <w:sz w:val="20"/>
+          <w:szCs w:val="20"/>
+        </w:rPr>
+      </w:pPr>
+      <w:r>
+        <w:rPr>
+          <w:rFonts w:ascii="Courier New" w:hAnsi="Courier New" w:cs="Courier New"/>
+          <w:sz w:val="20"/>
+          <w:szCs w:val="20"/>
+        </w:rPr>
+        <w:t>};</w:t>
+      </w:r>
+    </w:p>
+    <w:p>
+      <w:pPr>
+        <w:spacing w:line="360" w:lineRule="auto"/>
+        <w:ind w:firstLine="360"/>
         <w:jc w:val="both"/>
         <w:rPr>
           <w:rFonts w:ascii="Arial" w:hAnsi="Arial" w:cs="Arial"/>
@@ -3775,18 +5398,11 @@
           <w:szCs w:val="24"/>
         </w:rPr>
       </w:pPr>
-      <w:r>
-        <w:rPr>
-          <w:rFonts w:ascii="Arial" w:hAnsi="Arial" w:cs="Arial"/>
-          <w:sz w:val="24"/>
-          <w:szCs w:val="24"/>
-        </w:rPr>
-        <w:t>06.08.2024</w:t>
-      </w:r>
-    </w:p>
-    <w:p>
-      <w:pPr>
-        <w:spacing w:line="276" w:lineRule="auto"/>
+    </w:p>
+    <w:p>
+      <w:pPr>
+        <w:spacing w:line="360" w:lineRule="auto"/>
+        <w:ind w:firstLine="360"/>
         <w:jc w:val="both"/>
         <w:rPr>
           <w:rFonts w:ascii="Arial" w:hAnsi="Arial" w:cs="Arial"/>
@@ -3794,21 +5410,19 @@
           <w:szCs w:val="24"/>
         </w:rPr>
       </w:pPr>
-      <w:hyperlink r:id="rId4" w:history="1">
-        <w:r>
-          <w:rPr>
-            <w:rStyle w:val="Hyperlink"/>
-            <w:rFonts w:ascii="Arial" w:hAnsi="Arial" w:cs="Arial"/>
-            <w:sz w:val="24"/>
-            <w:szCs w:val="24"/>
-          </w:rPr>
-          <w:t>https://aws.amazon.com/pt/what-is/api/</w:t>
-        </w:r>
-      </w:hyperlink>
-    </w:p>
-    <w:p>
-      <w:pPr>
-        <w:spacing w:line="276" w:lineRule="auto"/>
+      <w:r>
+        <w:rPr>
+          <w:rFonts w:ascii="Arial" w:hAnsi="Arial" w:cs="Arial"/>
+          <w:sz w:val="24"/>
+          <w:szCs w:val="24"/>
+        </w:rPr>
+        <w:t>Cada função possui um código de retorno para o usuário, de erro ou sucesso ao executar a requisição. Logo mais iremos fazer testes e evidenciar esses retornos com possíveis soluções porque o código ainda não está finalizado.</w:t>
+      </w:r>
+    </w:p>
+    <w:p>
+      <w:pPr>
+        <w:spacing w:line="360" w:lineRule="auto"/>
+        <w:ind w:firstLine="360"/>
         <w:jc w:val="both"/>
         <w:rPr>
           <w:rFonts w:ascii="Arial" w:hAnsi="Arial" w:cs="Arial"/>
@@ -3816,21 +5430,389 @@
           <w:szCs w:val="24"/>
         </w:rPr>
       </w:pPr>
-      <w:hyperlink r:id="rId5" w:history="1">
-        <w:r>
-          <w:rPr>
-            <w:rStyle w:val="Hyperlink"/>
-            <w:rFonts w:ascii="Arial" w:hAnsi="Arial" w:cs="Arial"/>
-            <w:sz w:val="24"/>
-            <w:szCs w:val="24"/>
-          </w:rPr>
-          <w:t>https://kinsta.com/pt/base-de-conhecimento/npm-gerenciador-pacotes-node/</w:t>
-        </w:r>
-      </w:hyperlink>
-    </w:p>
-    <w:p>
-      <w:pPr>
-        <w:spacing w:line="276" w:lineRule="auto"/>
+      <w:r>
+        <w:rPr>
+          <w:rFonts w:ascii="Arial" w:hAnsi="Arial" w:cs="Arial"/>
+          <w:sz w:val="24"/>
+          <w:szCs w:val="24"/>
+        </w:rPr>
+        <w:t>Ademais</w:t>
+      </w:r>
+      <w:r>
+        <w:rPr>
+          <w:rFonts w:ascii="Arial" w:hAnsi="Arial" w:cs="Arial"/>
+          <w:sz w:val="24"/>
+          <w:szCs w:val="24"/>
+        </w:rPr>
+        <w:t xml:space="preserve"> iremos inserir no arquivo transactions.js, arquivo que contém as rotas para as transações requeridas pelo usuário, o</w:t>
+      </w:r>
+      <w:r>
+        <w:rPr>
+          <w:rFonts w:ascii="Arial" w:hAnsi="Arial" w:cs="Arial"/>
+          <w:sz w:val="24"/>
+          <w:szCs w:val="24"/>
+        </w:rPr>
+        <w:t>s</w:t>
+      </w:r>
+      <w:r>
+        <w:rPr>
+          <w:rFonts w:ascii="Arial" w:hAnsi="Arial" w:cs="Arial"/>
+          <w:sz w:val="24"/>
+          <w:szCs w:val="24"/>
+        </w:rPr>
+        <w:t xml:space="preserve"> seguinte</w:t>
+      </w:r>
+      <w:r>
+        <w:rPr>
+          <w:rFonts w:ascii="Arial" w:hAnsi="Arial" w:cs="Arial"/>
+          <w:sz w:val="24"/>
+          <w:szCs w:val="24"/>
+        </w:rPr>
+        <w:t>s</w:t>
+      </w:r>
+      <w:r>
+        <w:rPr>
+          <w:rFonts w:ascii="Arial" w:hAnsi="Arial" w:cs="Arial"/>
+          <w:sz w:val="24"/>
+          <w:szCs w:val="24"/>
+        </w:rPr>
+        <w:t xml:space="preserve"> código</w:t>
+      </w:r>
+      <w:r>
+        <w:rPr>
+          <w:rFonts w:ascii="Arial" w:hAnsi="Arial" w:cs="Arial"/>
+          <w:sz w:val="24"/>
+          <w:szCs w:val="24"/>
+        </w:rPr>
+        <w:t>s</w:t>
+      </w:r>
+      <w:r>
+        <w:rPr>
+          <w:rFonts w:ascii="Arial" w:hAnsi="Arial" w:cs="Arial"/>
+          <w:sz w:val="24"/>
+          <w:szCs w:val="24"/>
+        </w:rPr>
+        <w:t xml:space="preserve"> de rota</w:t>
+      </w:r>
+      <w:r>
+        <w:rPr>
+          <w:rFonts w:ascii="Arial" w:hAnsi="Arial" w:cs="Arial"/>
+          <w:sz w:val="24"/>
+          <w:szCs w:val="24"/>
+        </w:rPr>
+        <w:t>s,</w:t>
+      </w:r>
+      <w:r>
+        <w:rPr>
+          <w:rFonts w:ascii="Arial" w:hAnsi="Arial" w:cs="Arial"/>
+          <w:sz w:val="24"/>
+          <w:szCs w:val="24"/>
+        </w:rPr>
+        <w:t xml:space="preserve"> para a consulta de todos os produtos cadastrados</w:t>
+      </w:r>
+      <w:r>
+        <w:rPr>
+          <w:rFonts w:ascii="Arial" w:hAnsi="Arial" w:cs="Arial"/>
+          <w:sz w:val="24"/>
+          <w:szCs w:val="24"/>
+        </w:rPr>
+        <w:t xml:space="preserve"> (GET), adicionar um novo produto (POST), atualizar todas as informações (PUT)</w:t>
+      </w:r>
+      <w:r>
+        <w:rPr>
+          <w:rFonts w:ascii="Arial" w:hAnsi="Arial" w:cs="Arial"/>
+          <w:sz w:val="24"/>
+          <w:szCs w:val="24"/>
+        </w:rPr>
+        <w:t xml:space="preserve"> e </w:t>
+      </w:r>
+      <w:r>
+        <w:rPr>
+          <w:rFonts w:ascii="Arial" w:hAnsi="Arial" w:cs="Arial"/>
+          <w:sz w:val="24"/>
+          <w:szCs w:val="24"/>
+        </w:rPr>
+        <w:t xml:space="preserve">atualizar de forma parcial um produto (PATCH) e deletar um produto (DELETE), </w:t>
+      </w:r>
+      <w:r>
+        <w:rPr>
+          <w:rFonts w:ascii="Arial" w:hAnsi="Arial" w:cs="Arial"/>
+          <w:sz w:val="24"/>
+          <w:szCs w:val="24"/>
+        </w:rPr>
+        <w:t xml:space="preserve">e para isso precisamos importar o </w:t>
+      </w:r>
+      <w:r>
+        <w:rPr>
+          <w:rFonts w:ascii="Arial" w:hAnsi="Arial" w:cs="Arial"/>
+          <w:sz w:val="24"/>
+          <w:szCs w:val="24"/>
+        </w:rPr>
+        <w:t>e</w:t>
+      </w:r>
+      <w:r>
+        <w:rPr>
+          <w:rFonts w:ascii="Arial" w:hAnsi="Arial" w:cs="Arial"/>
+          <w:sz w:val="24"/>
+          <w:szCs w:val="24"/>
+        </w:rPr>
+        <w:t>xpress, criar um roteador, importar o controlador das transações requeridas pelo cliente, definir a rota que queremos</w:t>
+      </w:r>
+      <w:r>
+        <w:rPr>
+          <w:rFonts w:ascii="Arial" w:hAnsi="Arial" w:cs="Arial"/>
+          <w:sz w:val="24"/>
+          <w:szCs w:val="24"/>
+        </w:rPr>
+        <w:t>, respectivamente,</w:t>
+      </w:r>
+      <w:r>
+        <w:rPr>
+          <w:rFonts w:ascii="Arial" w:hAnsi="Arial" w:cs="Arial"/>
+          <w:sz w:val="24"/>
+          <w:szCs w:val="24"/>
+        </w:rPr>
+        <w:t xml:space="preserve"> </w:t>
+      </w:r>
+      <w:r>
+        <w:rPr>
+          <w:rFonts w:ascii="Arial" w:hAnsi="Arial" w:cs="Arial"/>
+          <w:sz w:val="24"/>
+          <w:szCs w:val="24"/>
+        </w:rPr>
+        <w:t>e exportar o roteador:</w:t>
+      </w:r>
+    </w:p>
+    <w:p>
+      <w:pPr>
+        <w:spacing w:after="0" w:line="240" w:lineRule="auto"/>
+        <w:rPr>
+          <w:rFonts w:ascii="Courier New" w:hAnsi="Courier New" w:cs="Courier New"/>
+          <w:sz w:val="20"/>
+          <w:szCs w:val="20"/>
+        </w:rPr>
+      </w:pPr>
+      <w:r>
+        <w:rPr>
+          <w:rFonts w:ascii="Courier New" w:hAnsi="Courier New" w:cs="Courier New"/>
+          <w:sz w:val="20"/>
+          <w:szCs w:val="20"/>
+        </w:rPr>
+        <w:t>const express = require('express');</w:t>
+      </w:r>
+    </w:p>
+    <w:p>
+      <w:pPr>
+        <w:spacing w:after="0" w:line="240" w:lineRule="auto"/>
+        <w:rPr>
+          <w:rFonts w:ascii="Courier New" w:hAnsi="Courier New" w:cs="Courier New"/>
+          <w:sz w:val="20"/>
+          <w:szCs w:val="20"/>
+        </w:rPr>
+      </w:pPr>
+      <w:r>
+        <w:rPr>
+          <w:rFonts w:ascii="Courier New" w:hAnsi="Courier New" w:cs="Courier New"/>
+          <w:sz w:val="20"/>
+          <w:szCs w:val="20"/>
+        </w:rPr>
+        <w:t>const router = express.Router();</w:t>
+      </w:r>
+    </w:p>
+    <w:p>
+      <w:pPr>
+        <w:spacing w:after="0" w:line="240" w:lineRule="auto"/>
+        <w:rPr>
+          <w:rFonts w:ascii="Courier New" w:hAnsi="Courier New" w:cs="Courier New"/>
+          <w:sz w:val="20"/>
+          <w:szCs w:val="20"/>
+        </w:rPr>
+      </w:pPr>
+      <w:r>
+        <w:rPr>
+          <w:rFonts w:ascii="Courier New" w:hAnsi="Courier New" w:cs="Courier New"/>
+          <w:sz w:val="20"/>
+          <w:szCs w:val="20"/>
+        </w:rPr>
+        <w:t>const transactionsController = require('../controllers/transactionsController');</w:t>
+      </w:r>
+    </w:p>
+    <w:p>
+      <w:pPr>
+        <w:spacing w:after="0" w:line="240" w:lineRule="auto"/>
+        <w:rPr>
+          <w:rFonts w:ascii="Courier New" w:hAnsi="Courier New" w:cs="Courier New"/>
+          <w:sz w:val="20"/>
+          <w:szCs w:val="20"/>
+        </w:rPr>
+      </w:pPr>
+    </w:p>
+    <w:p>
+      <w:pPr>
+        <w:spacing w:after="0" w:line="240" w:lineRule="auto"/>
+        <w:rPr>
+          <w:rFonts w:ascii="Courier New" w:hAnsi="Courier New" w:cs="Courier New"/>
+          <w:sz w:val="20"/>
+          <w:szCs w:val="20"/>
+        </w:rPr>
+      </w:pPr>
+      <w:r>
+        <w:rPr>
+          <w:rFonts w:ascii="Courier New" w:hAnsi="Courier New" w:cs="Courier New"/>
+          <w:sz w:val="20"/>
+          <w:szCs w:val="20"/>
+        </w:rPr>
+        <w:t>//</w:t>
+      </w:r>
+      <w:r>
+        <w:rPr>
+          <w:rFonts w:ascii="Courier New" w:hAnsi="Courier New" w:cs="Courier New"/>
+          <w:sz w:val="20"/>
+          <w:szCs w:val="20"/>
+        </w:rPr>
+        <w:t>Rotas</w:t>
+      </w:r>
+    </w:p>
+    <w:p>
+      <w:pPr>
+        <w:spacing w:after="0" w:line="240" w:lineRule="auto"/>
+        <w:rPr>
+          <w:rFonts w:ascii="Courier New" w:hAnsi="Courier New" w:cs="Courier New"/>
+          <w:sz w:val="20"/>
+          <w:szCs w:val="20"/>
+        </w:rPr>
+      </w:pPr>
+      <w:r>
+        <w:rPr>
+          <w:rFonts w:ascii="Courier New" w:hAnsi="Courier New" w:cs="Courier New"/>
+          <w:sz w:val="20"/>
+          <w:szCs w:val="20"/>
+        </w:rPr>
+        <w:t>router.get('/', transactionsController.allTransactions);</w:t>
+      </w:r>
+    </w:p>
+    <w:p>
+      <w:pPr>
+        <w:spacing w:after="0" w:line="240" w:lineRule="auto"/>
+        <w:rPr>
+          <w:rFonts w:ascii="Courier New" w:hAnsi="Courier New" w:cs="Courier New"/>
+          <w:sz w:val="20"/>
+          <w:szCs w:val="20"/>
+        </w:rPr>
+      </w:pPr>
+      <w:r>
+        <w:rPr>
+          <w:rFonts w:ascii="Courier New" w:hAnsi="Courier New" w:cs="Courier New"/>
+          <w:sz w:val="20"/>
+          <w:szCs w:val="20"/>
+        </w:rPr>
+        <w:t>router.post('/', transactionsController.addTransaction);</w:t>
+      </w:r>
+    </w:p>
+    <w:p>
+      <w:pPr>
+        <w:spacing w:after="0" w:line="240" w:lineRule="auto"/>
+        <w:rPr>
+          <w:rFonts w:ascii="Courier New" w:hAnsi="Courier New" w:cs="Courier New"/>
+          <w:sz w:val="20"/>
+          <w:szCs w:val="20"/>
+        </w:rPr>
+      </w:pPr>
+      <w:r>
+        <w:rPr>
+          <w:rFonts w:ascii="Courier New" w:hAnsi="Courier New" w:cs="Courier New"/>
+          <w:sz w:val="20"/>
+          <w:szCs w:val="20"/>
+        </w:rPr>
+        <w:t>router.put('/:id', transactionsController.attTransactionTotal);</w:t>
+      </w:r>
+    </w:p>
+    <w:p>
+      <w:pPr>
+        <w:spacing w:after="0" w:line="240" w:lineRule="auto"/>
+        <w:rPr>
+          <w:rFonts w:ascii="Courier New" w:hAnsi="Courier New" w:cs="Courier New"/>
+          <w:sz w:val="20"/>
+          <w:szCs w:val="20"/>
+        </w:rPr>
+      </w:pPr>
+      <w:r>
+        <w:rPr>
+          <w:rFonts w:ascii="Courier New" w:hAnsi="Courier New" w:cs="Courier New"/>
+          <w:sz w:val="20"/>
+          <w:szCs w:val="20"/>
+        </w:rPr>
+        <w:t>router.patch('/:id', transactionsController.attTransactionParcial);</w:t>
+      </w:r>
+    </w:p>
+    <w:p>
+      <w:pPr>
+        <w:spacing w:after="0" w:line="240" w:lineRule="auto"/>
+        <w:rPr>
+          <w:rFonts w:ascii="Courier New" w:hAnsi="Courier New" w:cs="Courier New"/>
+          <w:sz w:val="20"/>
+          <w:szCs w:val="20"/>
+        </w:rPr>
+      </w:pPr>
+      <w:r>
+        <w:rPr>
+          <w:rFonts w:ascii="Courier New" w:hAnsi="Courier New" w:cs="Courier New"/>
+          <w:sz w:val="20"/>
+          <w:szCs w:val="20"/>
+        </w:rPr>
+        <w:t>router.delete('/:id', transactionsController.delTransaction);</w:t>
+      </w:r>
+    </w:p>
+    <w:p>
+      <w:pPr>
+        <w:spacing w:after="0" w:line="240" w:lineRule="auto"/>
+        <w:rPr>
+          <w:rFonts w:ascii="Courier New" w:hAnsi="Courier New" w:cs="Courier New"/>
+          <w:sz w:val="20"/>
+          <w:szCs w:val="20"/>
+        </w:rPr>
+      </w:pPr>
+    </w:p>
+    <w:p>
+      <w:pPr>
+        <w:spacing w:after="0" w:line="240" w:lineRule="auto"/>
+        <w:rPr>
+          <w:rFonts w:ascii="Courier New" w:hAnsi="Courier New" w:cs="Courier New"/>
+          <w:sz w:val="20"/>
+          <w:szCs w:val="20"/>
+        </w:rPr>
+      </w:pPr>
+      <w:r>
+        <w:rPr>
+          <w:rFonts w:ascii="Courier New" w:hAnsi="Courier New" w:cs="Courier New"/>
+          <w:sz w:val="20"/>
+          <w:szCs w:val="20"/>
+        </w:rPr>
+        <w:t>//Exportar o roteador</w:t>
+      </w:r>
+    </w:p>
+    <w:p>
+      <w:pPr>
+        <w:spacing w:after="0" w:line="240" w:lineRule="auto"/>
+        <w:rPr>
+          <w:rFonts w:ascii="Arial" w:hAnsi="Arial" w:cs="Arial"/>
+          <w:sz w:val="24"/>
+          <w:szCs w:val="24"/>
+        </w:rPr>
+      </w:pPr>
+      <w:r>
+        <w:rPr>
+          <w:rFonts w:ascii="Courier New" w:hAnsi="Courier New" w:cs="Courier New"/>
+          <w:sz w:val="20"/>
+          <w:szCs w:val="20"/>
+        </w:rPr>
+        <w:t>module.exports = router;</w:t>
+      </w:r>
+    </w:p>
+    <w:p>
+      <w:pPr>
+        <w:spacing w:line="360" w:lineRule="auto"/>
+        <w:ind w:firstLine="360"/>
         <w:jc w:val="both"/>
         <w:rPr>
           <w:rFonts w:ascii="Arial" w:hAnsi="Arial" w:cs="Arial"/>
@@ -3838,21 +5820,11 @@
           <w:szCs w:val="24"/>
         </w:rPr>
       </w:pPr>
-      <w:hyperlink r:id="rId6" w:history="1">
-        <w:r>
-          <w:rPr>
-            <w:rStyle w:val="Hyperlink"/>
-            <w:rFonts w:ascii="Arial" w:hAnsi="Arial" w:cs="Arial"/>
-            <w:sz w:val="24"/>
-            <w:szCs w:val="24"/>
-          </w:rPr>
-          <w:t>https://fabiojanio.medium.com/nodejs-express-cors-consign-autoload-bodyparser-e-compression-na-pr%C3%A1tica-fbfc12e46ff4</w:t>
-        </w:r>
-      </w:hyperlink>
-    </w:p>
-    <w:p>
-      <w:pPr>
-        <w:spacing w:line="276" w:lineRule="auto"/>
+    </w:p>
+    <w:p>
+      <w:pPr>
+        <w:spacing w:line="360" w:lineRule="auto"/>
+        <w:ind w:firstLine="708"/>
         <w:jc w:val="both"/>
         <w:rPr>
           <w:rFonts w:ascii="Arial" w:hAnsi="Arial" w:cs="Arial"/>
@@ -3860,6 +5832,1926 @@
           <w:szCs w:val="24"/>
         </w:rPr>
       </w:pPr>
+      <w:r>
+        <w:rPr>
+          <w:rFonts w:ascii="Arial" w:hAnsi="Arial" w:cs="Arial"/>
+          <w:sz w:val="24"/>
+          <w:szCs w:val="24"/>
+        </w:rPr>
+        <w:t>Para concluir o código</w:t>
+      </w:r>
+      <w:r>
+        <w:rPr>
+          <w:rFonts w:ascii="Arial" w:hAnsi="Arial" w:cs="Arial"/>
+          <w:sz w:val="24"/>
+          <w:szCs w:val="24"/>
+        </w:rPr>
+        <w:t xml:space="preserve"> das transações</w:t>
+      </w:r>
+      <w:r>
+        <w:rPr>
+          <w:rFonts w:ascii="Arial" w:hAnsi="Arial" w:cs="Arial"/>
+          <w:sz w:val="24"/>
+          <w:szCs w:val="24"/>
+        </w:rPr>
+        <w:t xml:space="preserve"> precisamos atualizar o código no arquivo server.js</w:t>
+      </w:r>
+      <w:r>
+        <w:rPr>
+          <w:rFonts w:ascii="Arial" w:hAnsi="Arial" w:cs="Arial"/>
+          <w:sz w:val="24"/>
+          <w:szCs w:val="24"/>
+        </w:rPr>
+        <w:t xml:space="preserve"> adicionando a importação das rotas e configurando o servidor para usar as rotas em todas as requisições que começarem com </w:t>
+      </w:r>
+      <w:r>
+        <w:rPr>
+          <w:rFonts w:ascii="Arial" w:hAnsi="Arial" w:cs="Arial"/>
+          <w:i/>
+          <w:iCs/>
+          <w:sz w:val="24"/>
+          <w:szCs w:val="24"/>
+        </w:rPr>
+        <w:t>/api/transaction</w:t>
+      </w:r>
+      <w:r>
+        <w:rPr>
+          <w:rFonts w:ascii="Arial" w:hAnsi="Arial" w:cs="Arial"/>
+          <w:i/>
+          <w:iCs/>
+          <w:sz w:val="24"/>
+          <w:szCs w:val="24"/>
+        </w:rPr>
+        <w:t xml:space="preserve">s </w:t>
+      </w:r>
+      <w:r>
+        <w:rPr>
+          <w:rFonts w:ascii="Arial" w:hAnsi="Arial" w:cs="Arial"/>
+          <w:sz w:val="24"/>
+          <w:szCs w:val="24"/>
+        </w:rPr>
+        <w:t>e então assim está concluído o processo para fazer as operações que o administrador do inventário nos requereu.</w:t>
+      </w:r>
+    </w:p>
+    <w:p>
+      <w:pPr>
+        <w:spacing w:after="0" w:line="240" w:lineRule="auto"/>
+        <w:rPr>
+          <w:rFonts w:ascii="Courier New" w:hAnsi="Courier New" w:cs="Courier New"/>
+          <w:sz w:val="20"/>
+          <w:szCs w:val="20"/>
+        </w:rPr>
+      </w:pPr>
+      <w:r>
+        <w:rPr>
+          <w:rFonts w:ascii="Courier New" w:hAnsi="Courier New" w:cs="Courier New"/>
+          <w:sz w:val="20"/>
+          <w:szCs w:val="20"/>
+        </w:rPr>
+        <w:t>//Conectando o banco de dados e requerendo transações</w:t>
+      </w:r>
+    </w:p>
+    <w:p>
+      <w:pPr>
+        <w:spacing w:after="0" w:line="240" w:lineRule="auto"/>
+        <w:rPr>
+          <w:rFonts w:ascii="Courier New" w:hAnsi="Courier New" w:cs="Courier New"/>
+          <w:sz w:val="20"/>
+          <w:szCs w:val="20"/>
+        </w:rPr>
+      </w:pPr>
+      <w:r>
+        <w:rPr>
+          <w:rFonts w:ascii="Courier New" w:hAnsi="Courier New" w:cs="Courier New"/>
+          <w:sz w:val="20"/>
+          <w:szCs w:val="20"/>
+        </w:rPr>
+        <w:t>const inventory_db = require('./config/inventory_db');</w:t>
+      </w:r>
+    </w:p>
+    <w:p>
+      <w:pPr>
+        <w:spacing w:after="0" w:line="240" w:lineRule="auto"/>
+        <w:rPr>
+          <w:rFonts w:ascii="Courier New" w:hAnsi="Courier New" w:cs="Courier New"/>
+          <w:sz w:val="20"/>
+          <w:szCs w:val="20"/>
+          <w:u w:val="single"/>
+        </w:rPr>
+      </w:pPr>
+      <w:r>
+        <w:rPr>
+          <w:rFonts w:ascii="Courier New" w:hAnsi="Courier New" w:cs="Courier New"/>
+          <w:sz w:val="20"/>
+          <w:szCs w:val="20"/>
+          <w:u w:val="single"/>
+        </w:rPr>
+        <w:t>const transactionsRoutes = require('./routes/transactions');</w:t>
+      </w:r>
+    </w:p>
+    <w:p>
+      <w:pPr>
+        <w:spacing w:after="0" w:line="240" w:lineRule="auto"/>
+        <w:rPr>
+          <w:rFonts w:ascii="Courier New" w:hAnsi="Courier New" w:cs="Courier New"/>
+          <w:sz w:val="20"/>
+          <w:szCs w:val="20"/>
+          <w:u w:val="single"/>
+        </w:rPr>
+      </w:pPr>
+      <w:r>
+        <w:rPr>
+          <w:rFonts w:ascii="Courier New" w:hAnsi="Courier New" w:cs="Courier New"/>
+          <w:sz w:val="20"/>
+          <w:szCs w:val="20"/>
+          <w:u w:val="single"/>
+        </w:rPr>
+        <w:t>app.use('/api/transactions', transactionsRoutes);</w:t>
+      </w:r>
+    </w:p>
+    <w:p>
+      <w:pPr>
+        <w:spacing w:line="360" w:lineRule="auto"/>
+        <w:jc w:val="both"/>
+        <w:rPr>
+          <w:rFonts w:ascii="Arial" w:hAnsi="Arial" w:cs="Arial"/>
+          <w:sz w:val="24"/>
+          <w:szCs w:val="24"/>
+        </w:rPr>
+      </w:pPr>
+    </w:p>
+    <w:p>
+      <w:pPr>
+        <w:spacing w:line="360" w:lineRule="auto"/>
+        <w:jc w:val="both"/>
+        <w:rPr>
+          <w:rFonts w:ascii="Arial" w:hAnsi="Arial" w:cs="Arial"/>
+          <w:sz w:val="24"/>
+          <w:szCs w:val="24"/>
+        </w:rPr>
+      </w:pPr>
+      <w:r>
+        <w:rPr>
+          <w:rFonts w:ascii="Arial" w:hAnsi="Arial" w:cs="Arial"/>
+          <w:sz w:val="24"/>
+          <w:szCs w:val="24"/>
+        </w:rPr>
+        <w:tab/>
+      </w:r>
+      <w:r>
+        <w:rPr>
+          <w:rFonts w:ascii="Arial" w:hAnsi="Arial" w:cs="Arial"/>
+          <w:sz w:val="24"/>
+          <w:szCs w:val="24"/>
+        </w:rPr>
+        <w:t>Q</w:t>
+      </w:r>
+      <w:r>
+        <w:rPr>
+          <w:rFonts w:ascii="Arial" w:hAnsi="Arial" w:cs="Arial"/>
+          <w:sz w:val="24"/>
+          <w:szCs w:val="24"/>
+        </w:rPr>
+        <w:t xml:space="preserve">uando o usuário pedir </w:t>
+      </w:r>
+      <w:r>
+        <w:rPr>
+          <w:rFonts w:ascii="Arial" w:hAnsi="Arial" w:cs="Arial"/>
+          <w:sz w:val="24"/>
+          <w:szCs w:val="24"/>
+        </w:rPr>
+        <w:t>todas as requisições propostas o servidor irá retornar o código 200 OK ou 200 e uma mensagem de sucesso, se a URL for a correta para a transação.</w:t>
+      </w:r>
+      <w:r>
+        <w:rPr>
+          <w:rFonts w:ascii="Arial" w:hAnsi="Arial" w:cs="Arial"/>
+          <w:sz w:val="24"/>
+          <w:szCs w:val="24"/>
+        </w:rPr>
+        <w:t xml:space="preserve"> </w:t>
+      </w:r>
+      <w:r>
+        <w:rPr>
+          <w:rFonts w:ascii="Arial" w:hAnsi="Arial" w:cs="Arial"/>
+          <w:sz w:val="24"/>
+          <w:szCs w:val="24"/>
+        </w:rPr>
+        <w:t xml:space="preserve">Abaixo uma tabela </w:t>
+      </w:r>
+      <w:r>
+        <w:rPr>
+          <w:rFonts w:ascii="Arial" w:hAnsi="Arial" w:cs="Arial"/>
+          <w:sz w:val="24"/>
+          <w:szCs w:val="24"/>
+        </w:rPr>
+        <w:t>com todas as requisições e seus possíveis erros.</w:t>
+      </w:r>
+    </w:p>
+    <w:tbl>
+      <w:tblPr>
+        <w:tblStyle w:val="Tabelacomgrade"/>
+        <w:tblW w:w="0" w:type="auto"/>
+        <w:tblLook w:val="04A0" w:firstRow="1" w:lastRow="0" w:firstColumn="1" w:lastColumn="0" w:noHBand="0" w:noVBand="1"/>
+      </w:tblPr>
+      <w:tblGrid>
+        <w:gridCol w:w="4897"/>
+        <w:gridCol w:w="3597"/>
+      </w:tblGrid>
+      <w:tr>
+        <w:tc>
+          <w:tcPr>
+            <w:tcW w:w="4247" w:type="dxa"/>
+          </w:tcPr>
+          <w:p>
+            <w:pPr>
+              <w:spacing w:line="360" w:lineRule="auto"/>
+              <w:jc w:val="both"/>
+              <w:rPr>
+                <w:rFonts w:ascii="Arial" w:hAnsi="Arial" w:cs="Arial"/>
+                <w:sz w:val="24"/>
+                <w:szCs w:val="24"/>
+              </w:rPr>
+            </w:pPr>
+            <w:r>
+              <w:rPr>
+                <w:rFonts w:ascii="Arial" w:hAnsi="Arial" w:cs="Arial"/>
+                <w:sz w:val="24"/>
+                <w:szCs w:val="24"/>
+              </w:rPr>
+              <w:t>Requisição</w:t>
+            </w:r>
+          </w:p>
+        </w:tc>
+        <w:tc>
+          <w:tcPr>
+            <w:tcW w:w="4247" w:type="dxa"/>
+          </w:tcPr>
+          <w:p>
+            <w:pPr>
+              <w:spacing w:line="360" w:lineRule="auto"/>
+              <w:jc w:val="both"/>
+              <w:rPr>
+                <w:rFonts w:ascii="Arial" w:hAnsi="Arial" w:cs="Arial"/>
+                <w:sz w:val="24"/>
+                <w:szCs w:val="24"/>
+              </w:rPr>
+            </w:pPr>
+            <w:r>
+              <w:rPr>
+                <w:rFonts w:ascii="Arial" w:hAnsi="Arial" w:cs="Arial"/>
+                <w:sz w:val="24"/>
+                <w:szCs w:val="24"/>
+              </w:rPr>
+              <w:t>Resposta</w:t>
+            </w:r>
+          </w:p>
+        </w:tc>
+      </w:tr>
+      <w:tr>
+        <w:tc>
+          <w:tcPr>
+            <w:tcW w:w="4247" w:type="dxa"/>
+          </w:tcPr>
+          <w:p>
+            <w:pPr>
+              <w:rPr>
+                <w:rFonts w:ascii="Courier New" w:hAnsi="Courier New" w:cs="Courier New"/>
+                <w:sz w:val="20"/>
+                <w:szCs w:val="20"/>
+              </w:rPr>
+            </w:pPr>
+            <w:r>
+              <w:rPr>
+                <w:rFonts w:ascii="Courier New" w:hAnsi="Courier New" w:cs="Courier New"/>
+                <w:sz w:val="20"/>
+                <w:szCs w:val="20"/>
+              </w:rPr>
+              <w:t>Método POST:</w:t>
+            </w:r>
+          </w:p>
+          <w:p>
+            <w:pPr>
+              <w:rPr>
+                <w:rFonts w:ascii="Courier New" w:hAnsi="Courier New" w:cs="Courier New"/>
+                <w:sz w:val="20"/>
+                <w:szCs w:val="20"/>
+              </w:rPr>
+            </w:pPr>
+            <w:r>
+              <w:rPr>
+                <w:rFonts w:ascii="Courier New" w:hAnsi="Courier New" w:cs="Courier New"/>
+                <w:sz w:val="20"/>
+                <w:szCs w:val="20"/>
+              </w:rPr>
+              <w:t xml:space="preserve">URL: </w:t>
+            </w:r>
+            <w:r>
+              <w:rPr>
+                <w:rFonts w:ascii="Courier New" w:hAnsi="Courier New" w:cs="Courier New"/>
+                <w:sz w:val="20"/>
+                <w:szCs w:val="20"/>
+              </w:rPr>
+              <w:t>http://</w:t>
+            </w:r>
+            <w:r>
+              <w:rPr>
+                <w:rFonts w:ascii="Courier New" w:hAnsi="Courier New" w:cs="Courier New"/>
+                <w:sz w:val="20"/>
+                <w:szCs w:val="20"/>
+              </w:rPr>
+              <w:t>0</w:t>
+            </w:r>
+            <w:r>
+              <w:rPr>
+                <w:rFonts w:ascii="Courier New" w:hAnsi="Courier New" w:cs="Courier New"/>
+                <w:sz w:val="20"/>
+                <w:szCs w:val="20"/>
+              </w:rPr>
+              <w:t>.0.0.</w:t>
+            </w:r>
+            <w:r>
+              <w:rPr>
+                <w:rFonts w:ascii="Courier New" w:hAnsi="Courier New" w:cs="Courier New"/>
+                <w:sz w:val="20"/>
+                <w:szCs w:val="20"/>
+              </w:rPr>
+              <w:t>0</w:t>
+            </w:r>
+            <w:r>
+              <w:rPr>
+                <w:rFonts w:ascii="Courier New" w:hAnsi="Courier New" w:cs="Courier New"/>
+                <w:sz w:val="20"/>
+                <w:szCs w:val="20"/>
+              </w:rPr>
+              <w:t>:3000/api/transactions</w:t>
+            </w:r>
+          </w:p>
+          <w:p>
+            <w:pPr>
+              <w:spacing w:after="0" w:line="240" w:lineRule="auto"/>
+              <w:rPr>
+                <w:rFonts w:ascii="Courier New" w:hAnsi="Courier New" w:cs="Courier New"/>
+                <w:sz w:val="20"/>
+                <w:szCs w:val="20"/>
+              </w:rPr>
+            </w:pPr>
+            <w:r>
+              <w:rPr>
+                <w:rFonts w:ascii="Courier New" w:hAnsi="Courier New" w:cs="Courier New"/>
+                <w:sz w:val="20"/>
+                <w:szCs w:val="20"/>
+              </w:rPr>
+              <w:t xml:space="preserve">Body: </w:t>
+            </w:r>
+            <w:r>
+              <w:rPr>
+                <w:rFonts w:ascii="Courier New" w:hAnsi="Courier New" w:cs="Courier New"/>
+                <w:sz w:val="20"/>
+                <w:szCs w:val="20"/>
+              </w:rPr>
+              <w:t>{</w:t>
+            </w:r>
+          </w:p>
+          <w:p>
+            <w:pPr>
+              <w:spacing w:after="0" w:line="240" w:lineRule="auto"/>
+              <w:rPr>
+                <w:rFonts w:ascii="Courier New" w:hAnsi="Courier New" w:cs="Courier New"/>
+                <w:sz w:val="20"/>
+                <w:szCs w:val="20"/>
+              </w:rPr>
+            </w:pPr>
+            <w:r>
+              <w:rPr>
+                <w:rFonts w:ascii="Courier New" w:hAnsi="Courier New" w:cs="Courier New"/>
+                <w:sz w:val="20"/>
+                <w:szCs w:val="20"/>
+              </w:rPr>
+              <w:tab/>
+              <w:t>"name": "Açaí combo 1",</w:t>
+            </w:r>
+          </w:p>
+          <w:p>
+            <w:pPr>
+              <w:spacing w:after="0" w:line="240" w:lineRule="auto"/>
+              <w:rPr>
+                <w:rFonts w:ascii="Courier New" w:hAnsi="Courier New" w:cs="Courier New"/>
+                <w:sz w:val="20"/>
+                <w:szCs w:val="20"/>
+              </w:rPr>
+            </w:pPr>
+            <w:r>
+              <w:rPr>
+                <w:rFonts w:ascii="Courier New" w:hAnsi="Courier New" w:cs="Courier New"/>
+                <w:sz w:val="20"/>
+                <w:szCs w:val="20"/>
+              </w:rPr>
+              <w:tab/>
+              <w:t>"description": "Açaí com guloseimas e calda de morango",</w:t>
+            </w:r>
+          </w:p>
+          <w:p>
+            <w:pPr>
+              <w:spacing w:after="0" w:line="240" w:lineRule="auto"/>
+              <w:rPr>
+                <w:rFonts w:ascii="Courier New" w:hAnsi="Courier New" w:cs="Courier New"/>
+                <w:sz w:val="20"/>
+                <w:szCs w:val="20"/>
+              </w:rPr>
+            </w:pPr>
+            <w:r>
+              <w:rPr>
+                <w:rFonts w:ascii="Courier New" w:hAnsi="Courier New" w:cs="Courier New"/>
+                <w:sz w:val="20"/>
+                <w:szCs w:val="20"/>
+              </w:rPr>
+              <w:tab/>
+              <w:t>"category": "Açaí",</w:t>
+            </w:r>
+          </w:p>
+          <w:p>
+            <w:pPr>
+              <w:spacing w:after="0" w:line="240" w:lineRule="auto"/>
+              <w:rPr>
+                <w:rFonts w:ascii="Courier New" w:hAnsi="Courier New" w:cs="Courier New"/>
+                <w:sz w:val="20"/>
+                <w:szCs w:val="20"/>
+              </w:rPr>
+            </w:pPr>
+            <w:r>
+              <w:rPr>
+                <w:rFonts w:ascii="Courier New" w:hAnsi="Courier New" w:cs="Courier New"/>
+                <w:sz w:val="20"/>
+                <w:szCs w:val="20"/>
+              </w:rPr>
+              <w:tab/>
+              <w:t>"price": "9.99",</w:t>
+            </w:r>
+          </w:p>
+          <w:p>
+            <w:pPr>
+              <w:spacing w:after="0" w:line="240" w:lineRule="auto"/>
+              <w:rPr>
+                <w:rFonts w:ascii="Courier New" w:hAnsi="Courier New" w:cs="Courier New"/>
+                <w:sz w:val="20"/>
+                <w:szCs w:val="20"/>
+              </w:rPr>
+            </w:pPr>
+            <w:r>
+              <w:rPr>
+                <w:rFonts w:ascii="Courier New" w:hAnsi="Courier New" w:cs="Courier New"/>
+                <w:sz w:val="20"/>
+                <w:szCs w:val="20"/>
+              </w:rPr>
+              <w:tab/>
+              <w:t>"stock": 6,</w:t>
+            </w:r>
+          </w:p>
+          <w:p>
+            <w:pPr>
+              <w:spacing w:after="0" w:line="240" w:lineRule="auto"/>
+              <w:rPr>
+                <w:rFonts w:ascii="Courier New" w:hAnsi="Courier New" w:cs="Courier New"/>
+                <w:sz w:val="20"/>
+                <w:szCs w:val="20"/>
+              </w:rPr>
+            </w:pPr>
+            <w:r>
+              <w:rPr>
+                <w:rFonts w:ascii="Courier New" w:hAnsi="Courier New" w:cs="Courier New"/>
+                <w:sz w:val="20"/>
+                <w:szCs w:val="20"/>
+              </w:rPr>
+              <w:tab/>
+              <w:t>"expiry_date": "2025-04-20"</w:t>
+            </w:r>
+          </w:p>
+          <w:p>
+            <w:pPr>
+              <w:rPr>
+                <w:rFonts w:ascii="Courier New" w:hAnsi="Courier New" w:cs="Courier New"/>
+                <w:sz w:val="20"/>
+                <w:szCs w:val="20"/>
+              </w:rPr>
+            </w:pPr>
+            <w:r>
+              <w:rPr>
+                <w:rFonts w:ascii="Courier New" w:hAnsi="Courier New" w:cs="Courier New"/>
+                <w:sz w:val="20"/>
+                <w:szCs w:val="20"/>
+              </w:rPr>
+              <w:t>}</w:t>
+            </w:r>
+          </w:p>
+        </w:tc>
+        <w:tc>
+          <w:tcPr>
+            <w:tcW w:w="4247" w:type="dxa"/>
+          </w:tcPr>
+          <w:p>
+            <w:pPr>
+              <w:rPr>
+                <w:rFonts w:ascii="Courier New" w:hAnsi="Courier New" w:cs="Courier New"/>
+                <w:sz w:val="20"/>
+                <w:szCs w:val="20"/>
+              </w:rPr>
+            </w:pPr>
+            <w:r>
+              <w:rPr>
+                <w:rFonts w:ascii="Courier New" w:hAnsi="Courier New" w:cs="Courier New"/>
+                <w:sz w:val="20"/>
+                <w:szCs w:val="20"/>
+              </w:rPr>
+              <w:t>201 Created – Transação adicionada com sucesso!;</w:t>
+            </w:r>
+          </w:p>
+          <w:p>
+            <w:pPr>
+              <w:rPr>
+                <w:rFonts w:ascii="Courier New" w:hAnsi="Courier New" w:cs="Courier New"/>
+                <w:sz w:val="20"/>
+                <w:szCs w:val="20"/>
+              </w:rPr>
+            </w:pPr>
+            <w:r>
+              <w:rPr>
+                <w:rFonts w:ascii="Courier New" w:hAnsi="Courier New" w:cs="Courier New"/>
+                <w:sz w:val="20"/>
+                <w:szCs w:val="20"/>
+              </w:rPr>
+              <w:t>400 Bad Request – SyntaxError (Algo está escrito incorretamente no body, no JSON);</w:t>
+            </w:r>
+          </w:p>
+          <w:p>
+            <w:pPr>
+              <w:rPr>
+                <w:rFonts w:ascii="Courier New" w:hAnsi="Courier New" w:cs="Courier New"/>
+                <w:sz w:val="20"/>
+                <w:szCs w:val="20"/>
+              </w:rPr>
+            </w:pPr>
+            <w:r>
+              <w:rPr>
+                <w:rFonts w:ascii="Courier New" w:hAnsi="Courier New" w:cs="Courier New"/>
+                <w:sz w:val="20"/>
+                <w:szCs w:val="20"/>
+              </w:rPr>
+              <w:t>500 Internal Server Error – ReferenceError (Algo está escrito de maneira errada na função em questão no arquivo de controle);</w:t>
+            </w:r>
+          </w:p>
+          <w:p>
+            <w:pPr>
+              <w:rPr>
+                <w:rFonts w:ascii="Courier New" w:hAnsi="Courier New" w:cs="Courier New"/>
+                <w:sz w:val="20"/>
+                <w:szCs w:val="20"/>
+              </w:rPr>
+            </w:pPr>
+          </w:p>
+          <w:p>
+            <w:pPr>
+              <w:rPr>
+                <w:rFonts w:ascii="Courier New" w:hAnsi="Courier New" w:cs="Courier New"/>
+                <w:sz w:val="20"/>
+                <w:szCs w:val="20"/>
+              </w:rPr>
+            </w:pPr>
+          </w:p>
+        </w:tc>
+      </w:tr>
+      <w:tr>
+        <w:tc>
+          <w:tcPr>
+            <w:tcW w:w="4247" w:type="dxa"/>
+          </w:tcPr>
+          <w:p>
+            <w:pPr>
+              <w:rPr>
+                <w:rFonts w:ascii="Courier New" w:hAnsi="Courier New" w:cs="Courier New"/>
+                <w:sz w:val="20"/>
+                <w:szCs w:val="20"/>
+              </w:rPr>
+            </w:pPr>
+            <w:r>
+              <w:rPr>
+                <w:rFonts w:ascii="Courier New" w:hAnsi="Courier New" w:cs="Courier New"/>
+                <w:sz w:val="20"/>
+                <w:szCs w:val="20"/>
+              </w:rPr>
+              <w:t xml:space="preserve">Método </w:t>
+            </w:r>
+            <w:r>
+              <w:rPr>
+                <w:rFonts w:ascii="Courier New" w:hAnsi="Courier New" w:cs="Courier New"/>
+                <w:sz w:val="20"/>
+                <w:szCs w:val="20"/>
+              </w:rPr>
+              <w:t>GET</w:t>
+            </w:r>
+            <w:r>
+              <w:rPr>
+                <w:rFonts w:ascii="Courier New" w:hAnsi="Courier New" w:cs="Courier New"/>
+                <w:sz w:val="20"/>
+                <w:szCs w:val="20"/>
+              </w:rPr>
+              <w:t>:</w:t>
+            </w:r>
+          </w:p>
+          <w:p>
+            <w:pPr>
+              <w:rPr>
+                <w:rFonts w:ascii="Courier New" w:hAnsi="Courier New" w:cs="Courier New"/>
+                <w:sz w:val="20"/>
+                <w:szCs w:val="20"/>
+              </w:rPr>
+            </w:pPr>
+            <w:r>
+              <w:rPr>
+                <w:rFonts w:ascii="Courier New" w:hAnsi="Courier New" w:cs="Courier New"/>
+                <w:sz w:val="20"/>
+                <w:szCs w:val="20"/>
+              </w:rPr>
+              <w:t>URL: http://0.0.0.0:3000/api/transactions</w:t>
+            </w:r>
+          </w:p>
+        </w:tc>
+        <w:tc>
+          <w:tcPr>
+            <w:tcW w:w="4247" w:type="dxa"/>
+          </w:tcPr>
+          <w:p>
+            <w:pPr>
+              <w:rPr>
+                <w:rFonts w:ascii="Courier New" w:hAnsi="Courier New" w:cs="Courier New"/>
+                <w:sz w:val="20"/>
+                <w:szCs w:val="20"/>
+              </w:rPr>
+            </w:pPr>
+            <w:r>
+              <w:rPr>
+                <w:rFonts w:ascii="Courier New" w:hAnsi="Courier New" w:cs="Courier New"/>
+                <w:sz w:val="20"/>
+                <w:szCs w:val="20"/>
+              </w:rPr>
+              <w:t>200 OK:</w:t>
+            </w:r>
+          </w:p>
+          <w:p>
+            <w:pPr>
+              <w:spacing w:after="0" w:line="240" w:lineRule="auto"/>
+              <w:rPr>
+                <w:rFonts w:ascii="Courier New" w:hAnsi="Courier New" w:cs="Courier New"/>
+                <w:sz w:val="20"/>
+                <w:szCs w:val="20"/>
+              </w:rPr>
+            </w:pPr>
+            <w:r>
+              <w:rPr>
+                <w:rFonts w:ascii="Courier New" w:hAnsi="Courier New" w:cs="Courier New"/>
+                <w:sz w:val="20"/>
+                <w:szCs w:val="20"/>
+              </w:rPr>
+              <w:t>[</w:t>
+            </w:r>
+          </w:p>
+          <w:p>
+            <w:pPr>
+              <w:spacing w:after="0" w:line="240" w:lineRule="auto"/>
+              <w:rPr>
+                <w:rFonts w:ascii="Courier New" w:hAnsi="Courier New" w:cs="Courier New"/>
+                <w:sz w:val="20"/>
+                <w:szCs w:val="20"/>
+              </w:rPr>
+            </w:pPr>
+            <w:r>
+              <w:rPr>
+                <w:rFonts w:ascii="Courier New" w:hAnsi="Courier New" w:cs="Courier New"/>
+                <w:sz w:val="20"/>
+                <w:szCs w:val="20"/>
+              </w:rPr>
+              <w:tab/>
+              <w:t>{</w:t>
+            </w:r>
+          </w:p>
+          <w:p>
+            <w:pPr>
+              <w:spacing w:after="0" w:line="240" w:lineRule="auto"/>
+              <w:rPr>
+                <w:rFonts w:ascii="Courier New" w:hAnsi="Courier New" w:cs="Courier New"/>
+                <w:sz w:val="20"/>
+                <w:szCs w:val="20"/>
+              </w:rPr>
+            </w:pPr>
+            <w:r>
+              <w:rPr>
+                <w:rFonts w:ascii="Courier New" w:hAnsi="Courier New" w:cs="Courier New"/>
+                <w:sz w:val="20"/>
+                <w:szCs w:val="20"/>
+              </w:rPr>
+              <w:tab/>
+            </w:r>
+            <w:r>
+              <w:rPr>
+                <w:rFonts w:ascii="Courier New" w:hAnsi="Courier New" w:cs="Courier New"/>
+                <w:sz w:val="20"/>
+                <w:szCs w:val="20"/>
+              </w:rPr>
+              <w:tab/>
+              <w:t>"id": 1,</w:t>
+            </w:r>
+          </w:p>
+          <w:p>
+            <w:pPr>
+              <w:spacing w:after="0" w:line="240" w:lineRule="auto"/>
+              <w:rPr>
+                <w:rFonts w:ascii="Courier New" w:hAnsi="Courier New" w:cs="Courier New"/>
+                <w:sz w:val="20"/>
+                <w:szCs w:val="20"/>
+              </w:rPr>
+            </w:pPr>
+            <w:r>
+              <w:rPr>
+                <w:rFonts w:ascii="Courier New" w:hAnsi="Courier New" w:cs="Courier New"/>
+                <w:sz w:val="20"/>
+                <w:szCs w:val="20"/>
+              </w:rPr>
+              <w:tab/>
+            </w:r>
+            <w:r>
+              <w:rPr>
+                <w:rFonts w:ascii="Courier New" w:hAnsi="Courier New" w:cs="Courier New"/>
+                <w:sz w:val="20"/>
+                <w:szCs w:val="20"/>
+              </w:rPr>
+              <w:tab/>
+              <w:t>"name": "Creme de avelã",</w:t>
+            </w:r>
+          </w:p>
+          <w:p>
+            <w:pPr>
+              <w:spacing w:after="0" w:line="240" w:lineRule="auto"/>
+              <w:rPr>
+                <w:rFonts w:ascii="Courier New" w:hAnsi="Courier New" w:cs="Courier New"/>
+                <w:sz w:val="20"/>
+                <w:szCs w:val="20"/>
+              </w:rPr>
+            </w:pPr>
+            <w:r>
+              <w:rPr>
+                <w:rFonts w:ascii="Courier New" w:hAnsi="Courier New" w:cs="Courier New"/>
+                <w:sz w:val="20"/>
+                <w:szCs w:val="20"/>
+              </w:rPr>
+              <w:tab/>
+            </w:r>
+            <w:r>
+              <w:rPr>
+                <w:rFonts w:ascii="Courier New" w:hAnsi="Courier New" w:cs="Courier New"/>
+                <w:sz w:val="20"/>
+                <w:szCs w:val="20"/>
+              </w:rPr>
+              <w:tab/>
+              <w:t>"description": "Creme de leite com avelã",</w:t>
+            </w:r>
+          </w:p>
+          <w:p>
+            <w:pPr>
+              <w:spacing w:after="0" w:line="240" w:lineRule="auto"/>
+              <w:rPr>
+                <w:rFonts w:ascii="Courier New" w:hAnsi="Courier New" w:cs="Courier New"/>
+                <w:sz w:val="20"/>
+                <w:szCs w:val="20"/>
+              </w:rPr>
+            </w:pPr>
+            <w:r>
+              <w:rPr>
+                <w:rFonts w:ascii="Courier New" w:hAnsi="Courier New" w:cs="Courier New"/>
+                <w:sz w:val="20"/>
+                <w:szCs w:val="20"/>
+              </w:rPr>
+              <w:lastRenderedPageBreak/>
+              <w:tab/>
+            </w:r>
+            <w:r>
+              <w:rPr>
+                <w:rFonts w:ascii="Courier New" w:hAnsi="Courier New" w:cs="Courier New"/>
+                <w:sz w:val="20"/>
+                <w:szCs w:val="20"/>
+              </w:rPr>
+              <w:tab/>
+              <w:t>"category": "Creme",</w:t>
+            </w:r>
+          </w:p>
+          <w:p>
+            <w:pPr>
+              <w:spacing w:after="0" w:line="240" w:lineRule="auto"/>
+              <w:rPr>
+                <w:rFonts w:ascii="Courier New" w:hAnsi="Courier New" w:cs="Courier New"/>
+                <w:sz w:val="20"/>
+                <w:szCs w:val="20"/>
+              </w:rPr>
+            </w:pPr>
+            <w:r>
+              <w:rPr>
+                <w:rFonts w:ascii="Courier New" w:hAnsi="Courier New" w:cs="Courier New"/>
+                <w:sz w:val="20"/>
+                <w:szCs w:val="20"/>
+              </w:rPr>
+              <w:tab/>
+            </w:r>
+            <w:r>
+              <w:rPr>
+                <w:rFonts w:ascii="Courier New" w:hAnsi="Courier New" w:cs="Courier New"/>
+                <w:sz w:val="20"/>
+                <w:szCs w:val="20"/>
+              </w:rPr>
+              <w:tab/>
+              <w:t>"price": "4.99",</w:t>
+            </w:r>
+          </w:p>
+          <w:p>
+            <w:pPr>
+              <w:spacing w:after="0" w:line="240" w:lineRule="auto"/>
+              <w:rPr>
+                <w:rFonts w:ascii="Courier New" w:hAnsi="Courier New" w:cs="Courier New"/>
+                <w:sz w:val="20"/>
+                <w:szCs w:val="20"/>
+              </w:rPr>
+            </w:pPr>
+            <w:r>
+              <w:rPr>
+                <w:rFonts w:ascii="Courier New" w:hAnsi="Courier New" w:cs="Courier New"/>
+                <w:sz w:val="20"/>
+                <w:szCs w:val="20"/>
+              </w:rPr>
+              <w:tab/>
+            </w:r>
+            <w:r>
+              <w:rPr>
+                <w:rFonts w:ascii="Courier New" w:hAnsi="Courier New" w:cs="Courier New"/>
+                <w:sz w:val="20"/>
+                <w:szCs w:val="20"/>
+              </w:rPr>
+              <w:tab/>
+              <w:t>"stock": 20,</w:t>
+            </w:r>
+          </w:p>
+          <w:p>
+            <w:pPr>
+              <w:spacing w:after="0" w:line="240" w:lineRule="auto"/>
+              <w:rPr>
+                <w:rFonts w:ascii="Courier New" w:hAnsi="Courier New" w:cs="Courier New"/>
+                <w:sz w:val="20"/>
+                <w:szCs w:val="20"/>
+              </w:rPr>
+            </w:pPr>
+            <w:r>
+              <w:rPr>
+                <w:rFonts w:ascii="Courier New" w:hAnsi="Courier New" w:cs="Courier New"/>
+                <w:sz w:val="20"/>
+                <w:szCs w:val="20"/>
+              </w:rPr>
+              <w:tab/>
+            </w:r>
+            <w:r>
+              <w:rPr>
+                <w:rFonts w:ascii="Courier New" w:hAnsi="Courier New" w:cs="Courier New"/>
+                <w:sz w:val="20"/>
+                <w:szCs w:val="20"/>
+              </w:rPr>
+              <w:tab/>
+              <w:t>"expiry_date": "2025-06-25T03:00:00.000Z"</w:t>
+            </w:r>
+          </w:p>
+          <w:p>
+            <w:pPr>
+              <w:spacing w:after="0" w:line="240" w:lineRule="auto"/>
+              <w:rPr>
+                <w:rFonts w:ascii="Courier New" w:hAnsi="Courier New" w:cs="Courier New"/>
+                <w:sz w:val="20"/>
+                <w:szCs w:val="20"/>
+              </w:rPr>
+            </w:pPr>
+            <w:r>
+              <w:rPr>
+                <w:rFonts w:ascii="Courier New" w:hAnsi="Courier New" w:cs="Courier New"/>
+                <w:sz w:val="20"/>
+                <w:szCs w:val="20"/>
+              </w:rPr>
+              <w:tab/>
+              <w:t>},</w:t>
+            </w:r>
+          </w:p>
+          <w:p>
+            <w:pPr>
+              <w:spacing w:after="0" w:line="240" w:lineRule="auto"/>
+              <w:rPr>
+                <w:rFonts w:ascii="Courier New" w:hAnsi="Courier New" w:cs="Courier New"/>
+                <w:sz w:val="20"/>
+                <w:szCs w:val="20"/>
+              </w:rPr>
+            </w:pPr>
+            <w:r>
+              <w:rPr>
+                <w:rFonts w:ascii="Courier New" w:hAnsi="Courier New" w:cs="Courier New"/>
+                <w:sz w:val="20"/>
+                <w:szCs w:val="20"/>
+              </w:rPr>
+              <w:tab/>
+              <w:t>{</w:t>
+            </w:r>
+          </w:p>
+          <w:p>
+            <w:pPr>
+              <w:spacing w:after="0" w:line="240" w:lineRule="auto"/>
+              <w:rPr>
+                <w:rFonts w:ascii="Courier New" w:hAnsi="Courier New" w:cs="Courier New"/>
+                <w:sz w:val="20"/>
+                <w:szCs w:val="20"/>
+              </w:rPr>
+            </w:pPr>
+            <w:r>
+              <w:rPr>
+                <w:rFonts w:ascii="Courier New" w:hAnsi="Courier New" w:cs="Courier New"/>
+                <w:sz w:val="20"/>
+                <w:szCs w:val="20"/>
+              </w:rPr>
+              <w:tab/>
+            </w:r>
+            <w:r>
+              <w:rPr>
+                <w:rFonts w:ascii="Courier New" w:hAnsi="Courier New" w:cs="Courier New"/>
+                <w:sz w:val="20"/>
+                <w:szCs w:val="20"/>
+              </w:rPr>
+              <w:tab/>
+              <w:t>"id": 2,</w:t>
+            </w:r>
+          </w:p>
+          <w:p>
+            <w:pPr>
+              <w:spacing w:after="0" w:line="240" w:lineRule="auto"/>
+              <w:rPr>
+                <w:rFonts w:ascii="Courier New" w:hAnsi="Courier New" w:cs="Courier New"/>
+                <w:sz w:val="20"/>
+                <w:szCs w:val="20"/>
+              </w:rPr>
+            </w:pPr>
+            <w:r>
+              <w:rPr>
+                <w:rFonts w:ascii="Courier New" w:hAnsi="Courier New" w:cs="Courier New"/>
+                <w:sz w:val="20"/>
+                <w:szCs w:val="20"/>
+              </w:rPr>
+              <w:tab/>
+            </w:r>
+            <w:r>
+              <w:rPr>
+                <w:rFonts w:ascii="Courier New" w:hAnsi="Courier New" w:cs="Courier New"/>
+                <w:sz w:val="20"/>
+                <w:szCs w:val="20"/>
+              </w:rPr>
+              <w:tab/>
+              <w:t>"name": "Creme com passas",</w:t>
+            </w:r>
+          </w:p>
+          <w:p>
+            <w:pPr>
+              <w:spacing w:after="0" w:line="240" w:lineRule="auto"/>
+              <w:rPr>
+                <w:rFonts w:ascii="Courier New" w:hAnsi="Courier New" w:cs="Courier New"/>
+                <w:sz w:val="20"/>
+                <w:szCs w:val="20"/>
+              </w:rPr>
+            </w:pPr>
+            <w:r>
+              <w:rPr>
+                <w:rFonts w:ascii="Courier New" w:hAnsi="Courier New" w:cs="Courier New"/>
+                <w:sz w:val="20"/>
+                <w:szCs w:val="20"/>
+              </w:rPr>
+              <w:tab/>
+            </w:r>
+            <w:r>
+              <w:rPr>
+                <w:rFonts w:ascii="Courier New" w:hAnsi="Courier New" w:cs="Courier New"/>
+                <w:sz w:val="20"/>
+                <w:szCs w:val="20"/>
+              </w:rPr>
+              <w:tab/>
+              <w:t>"description": "Creme de leite com passas",</w:t>
+            </w:r>
+          </w:p>
+          <w:p>
+            <w:pPr>
+              <w:spacing w:after="0" w:line="240" w:lineRule="auto"/>
+              <w:rPr>
+                <w:rFonts w:ascii="Courier New" w:hAnsi="Courier New" w:cs="Courier New"/>
+                <w:sz w:val="20"/>
+                <w:szCs w:val="20"/>
+              </w:rPr>
+            </w:pPr>
+            <w:r>
+              <w:rPr>
+                <w:rFonts w:ascii="Courier New" w:hAnsi="Courier New" w:cs="Courier New"/>
+                <w:sz w:val="20"/>
+                <w:szCs w:val="20"/>
+              </w:rPr>
+              <w:tab/>
+            </w:r>
+            <w:r>
+              <w:rPr>
+                <w:rFonts w:ascii="Courier New" w:hAnsi="Courier New" w:cs="Courier New"/>
+                <w:sz w:val="20"/>
+                <w:szCs w:val="20"/>
+              </w:rPr>
+              <w:tab/>
+              <w:t>"category": "Creme",</w:t>
+            </w:r>
+          </w:p>
+          <w:p>
+            <w:pPr>
+              <w:spacing w:after="0" w:line="240" w:lineRule="auto"/>
+              <w:rPr>
+                <w:rFonts w:ascii="Courier New" w:hAnsi="Courier New" w:cs="Courier New"/>
+                <w:sz w:val="20"/>
+                <w:szCs w:val="20"/>
+              </w:rPr>
+            </w:pPr>
+            <w:r>
+              <w:rPr>
+                <w:rFonts w:ascii="Courier New" w:hAnsi="Courier New" w:cs="Courier New"/>
+                <w:sz w:val="20"/>
+                <w:szCs w:val="20"/>
+              </w:rPr>
+              <w:tab/>
+            </w:r>
+            <w:r>
+              <w:rPr>
+                <w:rFonts w:ascii="Courier New" w:hAnsi="Courier New" w:cs="Courier New"/>
+                <w:sz w:val="20"/>
+                <w:szCs w:val="20"/>
+              </w:rPr>
+              <w:tab/>
+              <w:t>"price": "4.99",</w:t>
+            </w:r>
+          </w:p>
+          <w:p>
+            <w:pPr>
+              <w:spacing w:after="0" w:line="240" w:lineRule="auto"/>
+              <w:rPr>
+                <w:rFonts w:ascii="Courier New" w:hAnsi="Courier New" w:cs="Courier New"/>
+                <w:sz w:val="20"/>
+                <w:szCs w:val="20"/>
+              </w:rPr>
+            </w:pPr>
+            <w:r>
+              <w:rPr>
+                <w:rFonts w:ascii="Courier New" w:hAnsi="Courier New" w:cs="Courier New"/>
+                <w:sz w:val="20"/>
+                <w:szCs w:val="20"/>
+              </w:rPr>
+              <w:tab/>
+            </w:r>
+            <w:r>
+              <w:rPr>
+                <w:rFonts w:ascii="Courier New" w:hAnsi="Courier New" w:cs="Courier New"/>
+                <w:sz w:val="20"/>
+                <w:szCs w:val="20"/>
+              </w:rPr>
+              <w:tab/>
+              <w:t>"stock": 15,</w:t>
+            </w:r>
+          </w:p>
+          <w:p>
+            <w:pPr>
+              <w:spacing w:after="0" w:line="240" w:lineRule="auto"/>
+              <w:rPr>
+                <w:rFonts w:ascii="Courier New" w:hAnsi="Courier New" w:cs="Courier New"/>
+                <w:sz w:val="20"/>
+                <w:szCs w:val="20"/>
+              </w:rPr>
+            </w:pPr>
+            <w:r>
+              <w:rPr>
+                <w:rFonts w:ascii="Courier New" w:hAnsi="Courier New" w:cs="Courier New"/>
+                <w:sz w:val="20"/>
+                <w:szCs w:val="20"/>
+              </w:rPr>
+              <w:tab/>
+            </w:r>
+            <w:r>
+              <w:rPr>
+                <w:rFonts w:ascii="Courier New" w:hAnsi="Courier New" w:cs="Courier New"/>
+                <w:sz w:val="20"/>
+                <w:szCs w:val="20"/>
+              </w:rPr>
+              <w:tab/>
+              <w:t>"expiry_date": "2025-06-01T03:00:00.000Z"</w:t>
+            </w:r>
+          </w:p>
+          <w:p>
+            <w:pPr>
+              <w:rPr>
+                <w:rFonts w:ascii="Courier New" w:hAnsi="Courier New" w:cs="Courier New"/>
+                <w:sz w:val="20"/>
+                <w:szCs w:val="20"/>
+              </w:rPr>
+            </w:pPr>
+            <w:r>
+              <w:rPr>
+                <w:rFonts w:ascii="Courier New" w:hAnsi="Courier New" w:cs="Courier New"/>
+                <w:sz w:val="20"/>
+                <w:szCs w:val="20"/>
+              </w:rPr>
+              <w:tab/>
+              <w:t>}</w:t>
+            </w:r>
+          </w:p>
+          <w:p>
+            <w:pPr>
+              <w:rPr>
+                <w:rFonts w:ascii="Courier New" w:hAnsi="Courier New" w:cs="Courier New"/>
+                <w:sz w:val="20"/>
+                <w:szCs w:val="20"/>
+              </w:rPr>
+            </w:pPr>
+            <w:r>
+              <w:rPr>
+                <w:rFonts w:ascii="Courier New" w:hAnsi="Courier New" w:cs="Courier New"/>
+                <w:sz w:val="20"/>
+                <w:szCs w:val="20"/>
+              </w:rPr>
+              <w:t>]</w:t>
+            </w:r>
+          </w:p>
+          <w:p>
+            <w:pPr>
+              <w:rPr>
+                <w:rFonts w:ascii="Courier New" w:hAnsi="Courier New" w:cs="Courier New"/>
+                <w:sz w:val="20"/>
+                <w:szCs w:val="20"/>
+              </w:rPr>
+            </w:pPr>
+            <w:r>
+              <w:rPr>
+                <w:rFonts w:ascii="Courier New" w:hAnsi="Courier New" w:cs="Courier New"/>
+                <w:sz w:val="20"/>
+                <w:szCs w:val="20"/>
+              </w:rPr>
+              <w:t xml:space="preserve">500 InternalServerError </w:t>
+            </w:r>
+            <w:r>
+              <w:rPr>
+                <w:rFonts w:ascii="Courier New" w:hAnsi="Courier New" w:cs="Courier New"/>
+                <w:sz w:val="20"/>
+                <w:szCs w:val="20"/>
+              </w:rPr>
+              <w:t xml:space="preserve">– Erro ao obter todas as transações (No terminal do servidor poderá ter o erro </w:t>
+            </w:r>
+            <w:r>
+              <w:rPr>
+                <w:rFonts w:ascii="Courier New" w:hAnsi="Courier New" w:cs="Courier New"/>
+                <w:sz w:val="20"/>
+                <w:szCs w:val="20"/>
+              </w:rPr>
+              <w:t>'ER_NO_SUCH_TABLE'</w:t>
+            </w:r>
+            <w:r>
+              <w:rPr>
+                <w:rFonts w:ascii="Courier New" w:hAnsi="Courier New" w:cs="Courier New"/>
+                <w:sz w:val="20"/>
+                <w:szCs w:val="20"/>
+              </w:rPr>
+              <w:t>, que mostra que a tabela em questão não existe.</w:t>
+            </w:r>
+          </w:p>
+        </w:tc>
+      </w:tr>
+      <w:tr>
+        <w:tc>
+          <w:tcPr>
+            <w:tcW w:w="4247" w:type="dxa"/>
+          </w:tcPr>
+          <w:p>
+            <w:pPr>
+              <w:rPr>
+                <w:rFonts w:ascii="Courier New" w:hAnsi="Courier New" w:cs="Courier New"/>
+                <w:sz w:val="20"/>
+                <w:szCs w:val="20"/>
+              </w:rPr>
+            </w:pPr>
+            <w:r>
+              <w:rPr>
+                <w:rFonts w:ascii="Courier New" w:hAnsi="Courier New" w:cs="Courier New"/>
+                <w:sz w:val="20"/>
+                <w:szCs w:val="20"/>
+              </w:rPr>
+              <w:lastRenderedPageBreak/>
+              <w:t xml:space="preserve">Método </w:t>
+            </w:r>
+            <w:r>
+              <w:rPr>
+                <w:rFonts w:ascii="Courier New" w:hAnsi="Courier New" w:cs="Courier New"/>
+                <w:sz w:val="20"/>
+                <w:szCs w:val="20"/>
+              </w:rPr>
+              <w:t>PUT</w:t>
+            </w:r>
+            <w:r>
+              <w:rPr>
+                <w:rFonts w:ascii="Courier New" w:hAnsi="Courier New" w:cs="Courier New"/>
+                <w:sz w:val="20"/>
+                <w:szCs w:val="20"/>
+              </w:rPr>
+              <w:t>:</w:t>
+            </w:r>
+          </w:p>
+          <w:p>
+            <w:pPr>
+              <w:rPr>
+                <w:rFonts w:ascii="Courier New" w:hAnsi="Courier New" w:cs="Courier New"/>
+                <w:sz w:val="20"/>
+                <w:szCs w:val="20"/>
+              </w:rPr>
+            </w:pPr>
+            <w:r>
+              <w:rPr>
+                <w:rFonts w:ascii="Courier New" w:hAnsi="Courier New" w:cs="Courier New"/>
+                <w:sz w:val="20"/>
+                <w:szCs w:val="20"/>
+              </w:rPr>
+              <w:t>URL: http://0.0.0.0:3000/api/transactions</w:t>
+            </w:r>
+            <w:r>
+              <w:rPr>
+                <w:rFonts w:ascii="Courier New" w:hAnsi="Courier New" w:cs="Courier New"/>
+                <w:sz w:val="20"/>
+                <w:szCs w:val="20"/>
+              </w:rPr>
+              <w:t>/id</w:t>
+            </w:r>
+          </w:p>
+          <w:p>
+            <w:pPr>
+              <w:rPr>
+                <w:rFonts w:ascii="Courier New" w:hAnsi="Courier New" w:cs="Courier New"/>
+                <w:sz w:val="20"/>
+                <w:szCs w:val="20"/>
+              </w:rPr>
+            </w:pPr>
+            <w:r>
+              <w:rPr>
+                <w:rFonts w:ascii="Courier New" w:hAnsi="Courier New" w:cs="Courier New"/>
+                <w:sz w:val="20"/>
+                <w:szCs w:val="20"/>
+              </w:rPr>
+              <w:t>Body:</w:t>
+            </w:r>
+          </w:p>
+          <w:p>
+            <w:pPr>
+              <w:spacing w:after="0" w:line="240" w:lineRule="auto"/>
+              <w:rPr>
+                <w:rFonts w:ascii="Courier New" w:hAnsi="Courier New" w:cs="Courier New"/>
+                <w:sz w:val="20"/>
+                <w:szCs w:val="20"/>
+              </w:rPr>
+            </w:pPr>
+            <w:r>
+              <w:rPr>
+                <w:rFonts w:ascii="Courier New" w:hAnsi="Courier New" w:cs="Courier New"/>
+                <w:sz w:val="20"/>
+                <w:szCs w:val="20"/>
+              </w:rPr>
+              <w:t>{</w:t>
+            </w:r>
+          </w:p>
+          <w:p>
+            <w:pPr>
+              <w:spacing w:after="0" w:line="240" w:lineRule="auto"/>
+              <w:rPr>
+                <w:rFonts w:ascii="Courier New" w:hAnsi="Courier New" w:cs="Courier New"/>
+                <w:sz w:val="20"/>
+                <w:szCs w:val="20"/>
+              </w:rPr>
+            </w:pPr>
+            <w:r>
+              <w:rPr>
+                <w:rFonts w:ascii="Courier New" w:hAnsi="Courier New" w:cs="Courier New"/>
+                <w:sz w:val="20"/>
+                <w:szCs w:val="20"/>
+              </w:rPr>
+              <w:tab/>
+              <w:t>"name": "Picolé de abóbora",</w:t>
+            </w:r>
+          </w:p>
+          <w:p>
+            <w:pPr>
+              <w:spacing w:after="0" w:line="240" w:lineRule="auto"/>
+              <w:rPr>
+                <w:rFonts w:ascii="Courier New" w:hAnsi="Courier New" w:cs="Courier New"/>
+                <w:sz w:val="20"/>
+                <w:szCs w:val="20"/>
+              </w:rPr>
+            </w:pPr>
+            <w:r>
+              <w:rPr>
+                <w:rFonts w:ascii="Courier New" w:hAnsi="Courier New" w:cs="Courier New"/>
+                <w:sz w:val="20"/>
+                <w:szCs w:val="20"/>
+              </w:rPr>
+              <w:tab/>
+              <w:t>"description": "Picolé sabor abóbora",</w:t>
+            </w:r>
+          </w:p>
+          <w:p>
+            <w:pPr>
+              <w:spacing w:after="0" w:line="240" w:lineRule="auto"/>
+              <w:rPr>
+                <w:rFonts w:ascii="Courier New" w:hAnsi="Courier New" w:cs="Courier New"/>
+                <w:sz w:val="20"/>
+                <w:szCs w:val="20"/>
+              </w:rPr>
+            </w:pPr>
+            <w:r>
+              <w:rPr>
+                <w:rFonts w:ascii="Courier New" w:hAnsi="Courier New" w:cs="Courier New"/>
+                <w:sz w:val="20"/>
+                <w:szCs w:val="20"/>
+              </w:rPr>
+              <w:tab/>
+              <w:t>"category": "Picolé",</w:t>
+            </w:r>
+          </w:p>
+          <w:p>
+            <w:pPr>
+              <w:spacing w:after="0" w:line="240" w:lineRule="auto"/>
+              <w:rPr>
+                <w:rFonts w:ascii="Courier New" w:hAnsi="Courier New" w:cs="Courier New"/>
+                <w:sz w:val="20"/>
+                <w:szCs w:val="20"/>
+              </w:rPr>
+            </w:pPr>
+            <w:r>
+              <w:rPr>
+                <w:rFonts w:ascii="Courier New" w:hAnsi="Courier New" w:cs="Courier New"/>
+                <w:sz w:val="20"/>
+                <w:szCs w:val="20"/>
+              </w:rPr>
+              <w:tab/>
+              <w:t>"price": "2.99",</w:t>
+            </w:r>
+          </w:p>
+          <w:p>
+            <w:pPr>
+              <w:spacing w:after="0" w:line="240" w:lineRule="auto"/>
+              <w:rPr>
+                <w:rFonts w:ascii="Courier New" w:hAnsi="Courier New" w:cs="Courier New"/>
+                <w:sz w:val="20"/>
+                <w:szCs w:val="20"/>
+              </w:rPr>
+            </w:pPr>
+            <w:r>
+              <w:rPr>
+                <w:rFonts w:ascii="Courier New" w:hAnsi="Courier New" w:cs="Courier New"/>
+                <w:sz w:val="20"/>
+                <w:szCs w:val="20"/>
+              </w:rPr>
+              <w:tab/>
+              <w:t>"stock": 15,</w:t>
+            </w:r>
+          </w:p>
+          <w:p>
+            <w:pPr>
+              <w:spacing w:after="0" w:line="240" w:lineRule="auto"/>
+              <w:rPr>
+                <w:rFonts w:ascii="Courier New" w:hAnsi="Courier New" w:cs="Courier New"/>
+                <w:sz w:val="20"/>
+                <w:szCs w:val="20"/>
+              </w:rPr>
+            </w:pPr>
+            <w:r>
+              <w:rPr>
+                <w:rFonts w:ascii="Courier New" w:hAnsi="Courier New" w:cs="Courier New"/>
+                <w:sz w:val="20"/>
+                <w:szCs w:val="20"/>
+              </w:rPr>
+              <w:tab/>
+              <w:t>"expiry_date": "2024-10-28"</w:t>
+            </w:r>
+          </w:p>
+          <w:p>
+            <w:pPr>
+              <w:rPr>
+                <w:rFonts w:ascii="Courier New" w:hAnsi="Courier New" w:cs="Courier New"/>
+                <w:sz w:val="20"/>
+                <w:szCs w:val="20"/>
+              </w:rPr>
+            </w:pPr>
+            <w:r>
+              <w:rPr>
+                <w:rFonts w:ascii="Courier New" w:hAnsi="Courier New" w:cs="Courier New"/>
+                <w:sz w:val="20"/>
+                <w:szCs w:val="20"/>
+              </w:rPr>
+              <w:t>}</w:t>
+            </w:r>
+          </w:p>
+        </w:tc>
+        <w:tc>
+          <w:tcPr>
+            <w:tcW w:w="4247" w:type="dxa"/>
+          </w:tcPr>
+          <w:p>
+            <w:pPr>
+              <w:rPr>
+                <w:rFonts w:ascii="Courier New" w:hAnsi="Courier New" w:cs="Courier New"/>
+                <w:sz w:val="20"/>
+                <w:szCs w:val="20"/>
+              </w:rPr>
+            </w:pPr>
+            <w:r>
+              <w:rPr>
+                <w:rFonts w:ascii="Courier New" w:hAnsi="Courier New" w:cs="Courier New"/>
+                <w:sz w:val="20"/>
+                <w:szCs w:val="20"/>
+              </w:rPr>
+              <w:t>200 OK – Transação atualizada com sucesso!</w:t>
+            </w:r>
+          </w:p>
+          <w:p>
+            <w:pPr>
+              <w:rPr>
+                <w:rFonts w:ascii="Courier New" w:hAnsi="Courier New" w:cs="Courier New"/>
+                <w:sz w:val="20"/>
+                <w:szCs w:val="20"/>
+              </w:rPr>
+            </w:pPr>
+            <w:r>
+              <w:rPr>
+                <w:rFonts w:ascii="Courier New" w:hAnsi="Courier New" w:cs="Courier New"/>
+                <w:sz w:val="20"/>
+                <w:szCs w:val="20"/>
+              </w:rPr>
+              <w:t>400 Bad Request – SyntaxError (Algo está escrito incorretamente no body, no JSON);</w:t>
+            </w:r>
+          </w:p>
+          <w:p>
+            <w:pPr>
+              <w:rPr>
+                <w:rFonts w:ascii="Courier New" w:hAnsi="Courier New" w:cs="Courier New"/>
+                <w:sz w:val="20"/>
+                <w:szCs w:val="20"/>
+              </w:rPr>
+            </w:pPr>
+            <w:r>
+              <w:rPr>
+                <w:rFonts w:ascii="Courier New" w:hAnsi="Courier New" w:cs="Courier New"/>
+                <w:sz w:val="20"/>
+                <w:szCs w:val="20"/>
+              </w:rPr>
+              <w:t>500 Internal Server Error – ReferenceError (Algo está escrito de maneira errada na função em questão no arquivo de controle);</w:t>
+            </w:r>
+          </w:p>
+          <w:p>
+            <w:pPr>
+              <w:rPr>
+                <w:rFonts w:ascii="Courier New" w:hAnsi="Courier New" w:cs="Courier New"/>
+                <w:sz w:val="20"/>
+                <w:szCs w:val="20"/>
+              </w:rPr>
+            </w:pPr>
+            <w:r>
+              <w:rPr>
+                <w:rFonts w:ascii="Courier New" w:hAnsi="Courier New" w:cs="Courier New"/>
+                <w:sz w:val="20"/>
+                <w:szCs w:val="20"/>
+              </w:rPr>
+              <w:t>404 Not Found (Há um erro de sintaxe na URL);</w:t>
+            </w:r>
+          </w:p>
+        </w:tc>
+      </w:tr>
+      <w:tr>
+        <w:tc>
+          <w:tcPr>
+            <w:tcW w:w="4247" w:type="dxa"/>
+          </w:tcPr>
+          <w:p>
+            <w:pPr>
+              <w:rPr>
+                <w:rFonts w:ascii="Courier New" w:hAnsi="Courier New" w:cs="Courier New"/>
+                <w:sz w:val="20"/>
+                <w:szCs w:val="20"/>
+              </w:rPr>
+            </w:pPr>
+            <w:r>
+              <w:rPr>
+                <w:rFonts w:ascii="Courier New" w:hAnsi="Courier New" w:cs="Courier New"/>
+                <w:sz w:val="20"/>
+                <w:szCs w:val="20"/>
+              </w:rPr>
+              <w:t xml:space="preserve">Método </w:t>
+            </w:r>
+            <w:r>
+              <w:rPr>
+                <w:rFonts w:ascii="Courier New" w:hAnsi="Courier New" w:cs="Courier New"/>
+                <w:sz w:val="20"/>
+                <w:szCs w:val="20"/>
+              </w:rPr>
+              <w:t>PATCH</w:t>
+            </w:r>
+            <w:r>
+              <w:rPr>
+                <w:rFonts w:ascii="Courier New" w:hAnsi="Courier New" w:cs="Courier New"/>
+                <w:sz w:val="20"/>
+                <w:szCs w:val="20"/>
+              </w:rPr>
+              <w:t>:</w:t>
+            </w:r>
+          </w:p>
+          <w:p>
+            <w:pPr>
+              <w:rPr>
+                <w:rFonts w:ascii="Courier New" w:hAnsi="Courier New" w:cs="Courier New"/>
+                <w:sz w:val="20"/>
+                <w:szCs w:val="20"/>
+              </w:rPr>
+            </w:pPr>
+            <w:r>
+              <w:rPr>
+                <w:rFonts w:ascii="Courier New" w:hAnsi="Courier New" w:cs="Courier New"/>
+                <w:sz w:val="20"/>
+                <w:szCs w:val="20"/>
+              </w:rPr>
+              <w:t>URL: http://0.0.0.0:3000/api/transactions</w:t>
+            </w:r>
+            <w:r>
+              <w:rPr>
+                <w:rFonts w:ascii="Courier New" w:hAnsi="Courier New" w:cs="Courier New"/>
+                <w:sz w:val="20"/>
+                <w:szCs w:val="20"/>
+              </w:rPr>
+              <w:t>/id</w:t>
+            </w:r>
+          </w:p>
+          <w:p>
+            <w:pPr>
+              <w:rPr>
+                <w:rFonts w:ascii="Courier New" w:hAnsi="Courier New" w:cs="Courier New"/>
+                <w:sz w:val="20"/>
+                <w:szCs w:val="20"/>
+              </w:rPr>
+            </w:pPr>
+            <w:r>
+              <w:rPr>
+                <w:rFonts w:ascii="Courier New" w:hAnsi="Courier New" w:cs="Courier New"/>
+                <w:sz w:val="20"/>
+                <w:szCs w:val="20"/>
+              </w:rPr>
+              <w:t>Body:</w:t>
+            </w:r>
+          </w:p>
+          <w:p>
+            <w:pPr>
+              <w:spacing w:after="0" w:line="240" w:lineRule="auto"/>
+              <w:rPr>
+                <w:rFonts w:ascii="Courier New" w:hAnsi="Courier New" w:cs="Courier New"/>
+                <w:sz w:val="20"/>
+                <w:szCs w:val="20"/>
+              </w:rPr>
+            </w:pPr>
+            <w:r>
+              <w:rPr>
+                <w:rFonts w:ascii="Courier New" w:hAnsi="Courier New" w:cs="Courier New"/>
+                <w:sz w:val="20"/>
+                <w:szCs w:val="20"/>
+              </w:rPr>
+              <w:t>{</w:t>
+            </w:r>
+          </w:p>
+          <w:p>
+            <w:pPr>
+              <w:spacing w:after="0" w:line="240" w:lineRule="auto"/>
+              <w:rPr>
+                <w:rFonts w:ascii="Courier New" w:hAnsi="Courier New" w:cs="Courier New"/>
+                <w:sz w:val="20"/>
+                <w:szCs w:val="20"/>
+              </w:rPr>
+            </w:pPr>
+            <w:r>
+              <w:rPr>
+                <w:rFonts w:ascii="Courier New" w:hAnsi="Courier New" w:cs="Courier New"/>
+                <w:sz w:val="20"/>
+                <w:szCs w:val="20"/>
+              </w:rPr>
+              <w:tab/>
+              <w:t>"expiry_date": "2024-12-21"</w:t>
+            </w:r>
+          </w:p>
+          <w:p>
+            <w:pPr>
+              <w:rPr>
+                <w:rFonts w:ascii="Courier New" w:hAnsi="Courier New" w:cs="Courier New"/>
+                <w:sz w:val="20"/>
+                <w:szCs w:val="20"/>
+              </w:rPr>
+            </w:pPr>
+            <w:r>
+              <w:rPr>
+                <w:rFonts w:ascii="Courier New" w:hAnsi="Courier New" w:cs="Courier New"/>
+                <w:sz w:val="20"/>
+                <w:szCs w:val="20"/>
+              </w:rPr>
+              <w:t>}</w:t>
+            </w:r>
+          </w:p>
+        </w:tc>
+        <w:tc>
+          <w:tcPr>
+            <w:tcW w:w="4247" w:type="dxa"/>
+          </w:tcPr>
+          <w:p>
+            <w:pPr>
+              <w:rPr>
+                <w:rFonts w:ascii="Courier New" w:hAnsi="Courier New" w:cs="Courier New"/>
+                <w:sz w:val="20"/>
+                <w:szCs w:val="20"/>
+              </w:rPr>
+            </w:pPr>
+            <w:r>
+              <w:rPr>
+                <w:rFonts w:ascii="Courier New" w:hAnsi="Courier New" w:cs="Courier New"/>
+                <w:sz w:val="20"/>
+                <w:szCs w:val="20"/>
+              </w:rPr>
+              <w:t>200 OK – Transação atualizada com sucesso!</w:t>
+            </w:r>
+          </w:p>
+          <w:p>
+            <w:pPr>
+              <w:rPr>
+                <w:rFonts w:ascii="Courier New" w:hAnsi="Courier New" w:cs="Courier New"/>
+                <w:sz w:val="20"/>
+                <w:szCs w:val="20"/>
+              </w:rPr>
+            </w:pPr>
+            <w:r>
+              <w:rPr>
+                <w:rFonts w:ascii="Courier New" w:hAnsi="Courier New" w:cs="Courier New"/>
+                <w:sz w:val="20"/>
+                <w:szCs w:val="20"/>
+              </w:rPr>
+              <w:t>400 Bad Request – SyntaxError (Algo está escrito incorretamente no body, no JSON);</w:t>
+            </w:r>
+          </w:p>
+          <w:p>
+            <w:pPr>
+              <w:rPr>
+                <w:rFonts w:ascii="Courier New" w:hAnsi="Courier New" w:cs="Courier New"/>
+                <w:sz w:val="20"/>
+                <w:szCs w:val="20"/>
+              </w:rPr>
+            </w:pPr>
+            <w:r>
+              <w:rPr>
+                <w:rFonts w:ascii="Courier New" w:hAnsi="Courier New" w:cs="Courier New"/>
+                <w:sz w:val="20"/>
+                <w:szCs w:val="20"/>
+              </w:rPr>
+              <w:t>500 Internal Server Error – ReferenceError (Algo está escrito de maneira errada na função em questão no arquivo de controle);</w:t>
+            </w:r>
+          </w:p>
+          <w:p>
+            <w:pPr>
+              <w:rPr>
+                <w:rFonts w:ascii="Courier New" w:hAnsi="Courier New" w:cs="Courier New"/>
+                <w:sz w:val="20"/>
+                <w:szCs w:val="20"/>
+              </w:rPr>
+            </w:pPr>
+            <w:r>
+              <w:rPr>
+                <w:rFonts w:ascii="Courier New" w:hAnsi="Courier New" w:cs="Courier New"/>
+                <w:sz w:val="20"/>
+                <w:szCs w:val="20"/>
+              </w:rPr>
+              <w:t>404 Not Found (Há um erro de sintaxe na URL);</w:t>
+            </w:r>
+          </w:p>
+        </w:tc>
+      </w:tr>
+      <w:tr>
+        <w:tc>
+          <w:tcPr>
+            <w:tcW w:w="4247" w:type="dxa"/>
+          </w:tcPr>
+          <w:p>
+            <w:pPr>
+              <w:rPr>
+                <w:rFonts w:ascii="Courier New" w:hAnsi="Courier New" w:cs="Courier New"/>
+                <w:sz w:val="20"/>
+                <w:szCs w:val="20"/>
+              </w:rPr>
+            </w:pPr>
+            <w:r>
+              <w:rPr>
+                <w:rFonts w:ascii="Courier New" w:hAnsi="Courier New" w:cs="Courier New"/>
+                <w:sz w:val="20"/>
+                <w:szCs w:val="20"/>
+              </w:rPr>
+              <w:t xml:space="preserve">Método </w:t>
+            </w:r>
+            <w:r>
+              <w:rPr>
+                <w:rFonts w:ascii="Courier New" w:hAnsi="Courier New" w:cs="Courier New"/>
+                <w:sz w:val="20"/>
+                <w:szCs w:val="20"/>
+              </w:rPr>
+              <w:t>DELETE</w:t>
+            </w:r>
+            <w:r>
+              <w:rPr>
+                <w:rFonts w:ascii="Courier New" w:hAnsi="Courier New" w:cs="Courier New"/>
+                <w:sz w:val="20"/>
+                <w:szCs w:val="20"/>
+              </w:rPr>
+              <w:t>:</w:t>
+            </w:r>
+          </w:p>
+          <w:p>
+            <w:pPr>
+              <w:rPr>
+                <w:rFonts w:ascii="Courier New" w:hAnsi="Courier New" w:cs="Courier New"/>
+                <w:sz w:val="20"/>
+                <w:szCs w:val="20"/>
+              </w:rPr>
+            </w:pPr>
+            <w:r>
+              <w:rPr>
+                <w:rFonts w:ascii="Courier New" w:hAnsi="Courier New" w:cs="Courier New"/>
+                <w:sz w:val="20"/>
+                <w:szCs w:val="20"/>
+              </w:rPr>
+              <w:t>URL: http://0.0.0.0:3000/api/transactions</w:t>
+            </w:r>
+            <w:r>
+              <w:rPr>
+                <w:rFonts w:ascii="Courier New" w:hAnsi="Courier New" w:cs="Courier New"/>
+                <w:sz w:val="20"/>
+                <w:szCs w:val="20"/>
+              </w:rPr>
+              <w:t>/id</w:t>
+            </w:r>
+          </w:p>
+        </w:tc>
+        <w:tc>
+          <w:tcPr>
+            <w:tcW w:w="4247" w:type="dxa"/>
+          </w:tcPr>
+          <w:p>
+            <w:pPr>
+              <w:rPr>
+                <w:rFonts w:ascii="Courier New" w:hAnsi="Courier New" w:cs="Courier New"/>
+                <w:sz w:val="20"/>
+                <w:szCs w:val="20"/>
+              </w:rPr>
+            </w:pPr>
+            <w:r>
+              <w:rPr>
+                <w:rFonts w:ascii="Courier New" w:hAnsi="Courier New" w:cs="Courier New"/>
+                <w:sz w:val="20"/>
+                <w:szCs w:val="20"/>
+              </w:rPr>
+              <w:t xml:space="preserve">200 OK – Transação </w:t>
+            </w:r>
+            <w:r>
+              <w:rPr>
+                <w:rFonts w:ascii="Courier New" w:hAnsi="Courier New" w:cs="Courier New"/>
+                <w:sz w:val="20"/>
+                <w:szCs w:val="20"/>
+              </w:rPr>
+              <w:t>deletada</w:t>
+            </w:r>
+            <w:r>
+              <w:rPr>
+                <w:rFonts w:ascii="Courier New" w:hAnsi="Courier New" w:cs="Courier New"/>
+                <w:sz w:val="20"/>
+                <w:szCs w:val="20"/>
+              </w:rPr>
+              <w:t xml:space="preserve"> com sucesso!</w:t>
+            </w:r>
+          </w:p>
+          <w:p>
+            <w:pPr>
+              <w:rPr>
+                <w:rFonts w:ascii="Courier New" w:hAnsi="Courier New" w:cs="Courier New"/>
+                <w:sz w:val="20"/>
+                <w:szCs w:val="20"/>
+              </w:rPr>
+            </w:pPr>
+            <w:r>
+              <w:rPr>
+                <w:rFonts w:ascii="Courier New" w:hAnsi="Courier New" w:cs="Courier New"/>
+                <w:sz w:val="20"/>
+                <w:szCs w:val="20"/>
+              </w:rPr>
+              <w:t>500 Internal Server Error – ReferenceError (Algo está escrito de maneira errada na função em questão no arquivo de controle);</w:t>
+            </w:r>
+          </w:p>
+          <w:p>
+            <w:pPr>
+              <w:rPr>
+                <w:rFonts w:ascii="Courier New" w:hAnsi="Courier New" w:cs="Courier New"/>
+                <w:sz w:val="20"/>
+                <w:szCs w:val="20"/>
+              </w:rPr>
+            </w:pPr>
+            <w:r>
+              <w:rPr>
+                <w:rFonts w:ascii="Courier New" w:hAnsi="Courier New" w:cs="Courier New"/>
+                <w:sz w:val="20"/>
+                <w:szCs w:val="20"/>
+              </w:rPr>
+              <w:lastRenderedPageBreak/>
+              <w:t>404 Not Found (Há um erro de sintaxe na URL);</w:t>
+            </w:r>
+          </w:p>
+          <w:p>
+            <w:pPr>
+              <w:rPr>
+                <w:rFonts w:ascii="Courier New" w:hAnsi="Courier New" w:cs="Courier New"/>
+                <w:sz w:val="20"/>
+                <w:szCs w:val="20"/>
+              </w:rPr>
+            </w:pPr>
+            <w:r>
+              <w:rPr>
+                <w:rFonts w:ascii="Courier New" w:hAnsi="Courier New" w:cs="Courier New"/>
+                <w:sz w:val="20"/>
+                <w:szCs w:val="20"/>
+              </w:rPr>
+              <w:t>Error: Couldn't connect to server</w:t>
+            </w:r>
+            <w:r>
+              <w:rPr>
+                <w:rFonts w:ascii="Courier New" w:hAnsi="Courier New" w:cs="Courier New"/>
+                <w:sz w:val="20"/>
+                <w:szCs w:val="20"/>
+              </w:rPr>
+              <w:t xml:space="preserve"> (Erro ao conectar o servidor, a porta deve está escrita errada na URL);</w:t>
+            </w:r>
+          </w:p>
+        </w:tc>
+      </w:tr>
+    </w:tbl>
+    <w:p>
+      <w:pPr>
+        <w:spacing w:line="360" w:lineRule="auto"/>
+        <w:jc w:val="both"/>
+        <w:rPr>
+          <w:rFonts w:ascii="Arial" w:hAnsi="Arial" w:cs="Arial"/>
+          <w:sz w:val="24"/>
+          <w:szCs w:val="24"/>
+        </w:rPr>
+      </w:pPr>
+    </w:p>
+    <w:p>
+      <w:pPr>
+        <w:spacing w:line="360" w:lineRule="auto"/>
+        <w:jc w:val="both"/>
+        <w:rPr>
+          <w:rFonts w:ascii="Arial" w:hAnsi="Arial" w:cs="Arial"/>
+          <w:sz w:val="24"/>
+          <w:szCs w:val="24"/>
+        </w:rPr>
+      </w:pPr>
+      <w:r>
+        <w:rPr>
+          <w:rFonts w:ascii="Arial" w:hAnsi="Arial" w:cs="Arial"/>
+          <w:sz w:val="24"/>
+          <w:szCs w:val="24"/>
+        </w:rPr>
+        <w:tab/>
+        <w:t xml:space="preserve">Feito todos esses procedimentos a API está feita e pronta para pegar as requisições do usuário, estas mencionadas anteriormente: </w:t>
+      </w:r>
+      <w:r>
+        <w:rPr>
+          <w:rFonts w:ascii="Arial" w:hAnsi="Arial" w:cs="Arial"/>
+          <w:sz w:val="24"/>
+          <w:szCs w:val="24"/>
+        </w:rPr>
+        <w:t>consulta de todos os produtos cadastrados (GET), adicionar um novo produto (POST), atualizar todas as informações (PUT) e atualizar de forma parcial um produto (PATCH) e deletar um produto (DELETE)</w:t>
+      </w:r>
+      <w:r>
+        <w:rPr>
+          <w:rFonts w:ascii="Arial" w:hAnsi="Arial" w:cs="Arial"/>
+          <w:sz w:val="24"/>
+          <w:szCs w:val="24"/>
+        </w:rPr>
+        <w:t xml:space="preserve"> e retornar as devidas respostas ao cliente.</w:t>
+      </w:r>
     </w:p>
     <w:sectPr>
       <w:pgSz w:w="11906" w:h="16838"/>
@@ -3869,6 +7761,127 @@
     </w:sectPr>
   </w:body>
 </w:document>
+</file>
+
+<file path=word/numbering.xml><?xml version="1.0" encoding="utf-8"?>
+<w:numbering xmlns:wpc="http://schemas.microsoft.com/office/word/2010/wordprocessingCanvas" xmlns:cx="http://schemas.microsoft.com/office/drawing/2014/chartex" xmlns:cx1="http://schemas.microsoft.com/office/drawing/2015/9/8/chartex" xmlns:cx2="http://schemas.microsoft.com/office/drawing/2015/10/21/chartex" xmlns:cx3="http://schemas.microsoft.com/office/drawing/2016/5/9/chartex" xmlns:cx4="http://schemas.microsoft.com/office/drawing/2016/5/10/chartex" xmlns:cx5="http://schemas.microsoft.com/office/drawing/2016/5/11/chartex" xmlns:cx6="http://schemas.microsoft.com/office/drawing/2016/5/12/chartex" xmlns:cx7="http://schemas.microsoft.com/office/drawing/2016/5/13/chartex" xmlns:cx8="http://schemas.microsoft.com/office/drawing/2016/5/14/chartex" xmlns:mc="http://schemas.openxmlformats.org/markup-compatibility/2006" xmlns:aink="http://schemas.microsoft.com/office/drawing/2016/ink" xmlns:am3d="http://schemas.microsoft.com/office/drawing/2017/model3d" xmlns:o="urn:schemas-microsoft-com:office:office" xmlns:oel="http://schemas.microsoft.com/office/2019/extlst" xmlns:r="http://schemas.openxmlformats.org/officeDocument/2006/relationships" xmlns:m="http://schemas.openxmlformats.org/officeDocument/2006/math" xmlns:v="urn:schemas-microsoft-com:vml" xmlns:wp14="http://schemas.microsoft.com/office/word/2010/wordprocessingDrawing" xmlns:wp="http://schemas.openxmlformats.org/drawingml/2006/wordprocessingDrawing" xmlns:w10="urn:schemas-microsoft-com:office:word" xmlns:w="http://schemas.openxmlformats.org/wordprocessingml/2006/main" xmlns:w14="http://schemas.microsoft.com/office/word/2010/wordml" xmlns:w15="http://schemas.microsoft.com/office/word/2012/wordml" xmlns:w16cex="http://schemas.microsoft.com/office/word/2018/wordml/cex" xmlns:w16cid="http://schemas.microsoft.com/office/word/2016/wordml/cid" xmlns:w16="http://schemas.microsoft.com/office/word/2018/wordml" xmlns:w16du="http://schemas.microsoft.com/office/word/2023/wordml/word16du" xmlns:w16sdtdh="http://schemas.microsoft.com/office/word/2020/wordml/sdtdatahash" xmlns:w16se="http://schemas.microsoft.com/office/word/2015/wordml/symex" xmlns:wpg="http://schemas.microsoft.com/office/word/2010/wordprocessingGroup" xmlns:wpi="http://schemas.microsoft.com/office/word/2010/wordprocessingInk" xmlns:wne="http://schemas.microsoft.com/office/word/2006/wordml" xmlns:wps="http://schemas.microsoft.com/office/word/2010/wordprocessingShape" mc:Ignorable="w14 w15 w16se w16cid w16 w16cex w16sdtdh w16du wp14">
+  <w:abstractNum w:abstractNumId="0" w15:restartNumberingAfterBreak="0">
+    <w:nsid w:val="05CB61C3"/>
+    <w:multiLevelType w:val="hybridMultilevel"/>
+    <w:tmpl w:val="7CBA7C08"/>
+    <w:lvl w:ilvl="0" w:tplc="04160001">
+      <w:start w:val="1"/>
+      <w:numFmt w:val="bullet"/>
+      <w:lvlText w:val=""/>
+      <w:lvlJc w:val="left"/>
+      <w:pPr>
+        <w:ind w:left="720" w:hanging="360"/>
+      </w:pPr>
+      <w:rPr>
+        <w:rFonts w:ascii="Symbol" w:hAnsi="Symbol" w:hint="default"/>
+      </w:rPr>
+    </w:lvl>
+    <w:lvl w:ilvl="1" w:tplc="04160003" w:tentative="1">
+      <w:start w:val="1"/>
+      <w:numFmt w:val="bullet"/>
+      <w:lvlText w:val="o"/>
+      <w:lvlJc w:val="left"/>
+      <w:pPr>
+        <w:ind w:left="1440" w:hanging="360"/>
+      </w:pPr>
+      <w:rPr>
+        <w:rFonts w:ascii="Courier New" w:hAnsi="Courier New" w:cs="Courier New" w:hint="default"/>
+      </w:rPr>
+    </w:lvl>
+    <w:lvl w:ilvl="2" w:tplc="04160005" w:tentative="1">
+      <w:start w:val="1"/>
+      <w:numFmt w:val="bullet"/>
+      <w:lvlText w:val=""/>
+      <w:lvlJc w:val="left"/>
+      <w:pPr>
+        <w:ind w:left="2160" w:hanging="360"/>
+      </w:pPr>
+      <w:rPr>
+        <w:rFonts w:ascii="Wingdings" w:hAnsi="Wingdings" w:hint="default"/>
+      </w:rPr>
+    </w:lvl>
+    <w:lvl w:ilvl="3" w:tplc="04160001" w:tentative="1">
+      <w:start w:val="1"/>
+      <w:numFmt w:val="bullet"/>
+      <w:lvlText w:val=""/>
+      <w:lvlJc w:val="left"/>
+      <w:pPr>
+        <w:ind w:left="2880" w:hanging="360"/>
+      </w:pPr>
+      <w:rPr>
+        <w:rFonts w:ascii="Symbol" w:hAnsi="Symbol" w:hint="default"/>
+      </w:rPr>
+    </w:lvl>
+    <w:lvl w:ilvl="4" w:tplc="04160003" w:tentative="1">
+      <w:start w:val="1"/>
+      <w:numFmt w:val="bullet"/>
+      <w:lvlText w:val="o"/>
+      <w:lvlJc w:val="left"/>
+      <w:pPr>
+        <w:ind w:left="3600" w:hanging="360"/>
+      </w:pPr>
+      <w:rPr>
+        <w:rFonts w:ascii="Courier New" w:hAnsi="Courier New" w:cs="Courier New" w:hint="default"/>
+      </w:rPr>
+    </w:lvl>
+    <w:lvl w:ilvl="5" w:tplc="04160005" w:tentative="1">
+      <w:start w:val="1"/>
+      <w:numFmt w:val="bullet"/>
+      <w:lvlText w:val=""/>
+      <w:lvlJc w:val="left"/>
+      <w:pPr>
+        <w:ind w:left="4320" w:hanging="360"/>
+      </w:pPr>
+      <w:rPr>
+        <w:rFonts w:ascii="Wingdings" w:hAnsi="Wingdings" w:hint="default"/>
+      </w:rPr>
+    </w:lvl>
+    <w:lvl w:ilvl="6" w:tplc="04160001" w:tentative="1">
+      <w:start w:val="1"/>
+      <w:numFmt w:val="bullet"/>
+      <w:lvlText w:val=""/>
+      <w:lvlJc w:val="left"/>
+      <w:pPr>
+        <w:ind w:left="5040" w:hanging="360"/>
+      </w:pPr>
+      <w:rPr>
+        <w:rFonts w:ascii="Symbol" w:hAnsi="Symbol" w:hint="default"/>
+      </w:rPr>
+    </w:lvl>
+    <w:lvl w:ilvl="7" w:tplc="04160003" w:tentative="1">
+      <w:start w:val="1"/>
+      <w:numFmt w:val="bullet"/>
+      <w:lvlText w:val="o"/>
+      <w:lvlJc w:val="left"/>
+      <w:pPr>
+        <w:ind w:left="5760" w:hanging="360"/>
+      </w:pPr>
+      <w:rPr>
+        <w:rFonts w:ascii="Courier New" w:hAnsi="Courier New" w:cs="Courier New" w:hint="default"/>
+      </w:rPr>
+    </w:lvl>
+    <w:lvl w:ilvl="8" w:tplc="04160005" w:tentative="1">
+      <w:start w:val="1"/>
+      <w:numFmt w:val="bullet"/>
+      <w:lvlText w:val=""/>
+      <w:lvlJc w:val="left"/>
+      <w:pPr>
+        <w:ind w:left="6480" w:hanging="360"/>
+      </w:pPr>
+      <w:rPr>
+        <w:rFonts w:ascii="Wingdings" w:hAnsi="Wingdings" w:hint="default"/>
+      </w:rPr>
+    </w:lvl>
+  </w:abstractNum>
+  <w:num w:numId="1" w16cid:durableId="16273496">
+    <w:abstractNumId w:val="0"/>
+  </w:num>
+</w:numbering>
 </file>
 
 <file path=word/styles.xml><?xml version="1.0" encoding="utf-8"?>
@@ -4322,6 +8335,36 @@
       <w:shd w:val="clear" w:color="auto" w:fill="E1DFDD"/>
     </w:rPr>
   </w:style>
+  <w:style w:type="paragraph" w:styleId="PargrafodaLista">
+    <w:name w:val="List Paragraph"/>
+    <w:basedOn w:val="Normal"/>
+    <w:uiPriority w:val="34"/>
+    <w:qFormat/>
+    <w:rsid w:val="009D2B69"/>
+    <w:pPr>
+      <w:ind w:left="720"/>
+      <w:contextualSpacing/>
+    </w:pPr>
+  </w:style>
+  <w:style w:type="table" w:styleId="Tabelacomgrade">
+    <w:name w:val="Table Grid"/>
+    <w:basedOn w:val="Tabelanormal"/>
+    <w:uiPriority w:val="39"/>
+    <w:rsid w:val="00130807"/>
+    <w:pPr>
+      <w:spacing w:after="0" w:line="240" w:lineRule="auto"/>
+    </w:pPr>
+    <w:tblPr>
+      <w:tblBorders>
+        <w:top w:val="single" w:sz="4" w:space="0" w:color="auto"/>
+        <w:left w:val="single" w:sz="4" w:space="0" w:color="auto"/>
+        <w:bottom w:val="single" w:sz="4" w:space="0" w:color="auto"/>
+        <w:right w:val="single" w:sz="4" w:space="0" w:color="auto"/>
+        <w:insideH w:val="single" w:sz="4" w:space="0" w:color="auto"/>
+        <w:insideV w:val="single" w:sz="4" w:space="0" w:color="auto"/>
+      </w:tblBorders>
+    </w:tblPr>
+  </w:style>
 </w:styles>
 </file>
 
@@ -4618,4 +8661,16 @@
     </a:ext>
   </a:extLst>
 </a:theme>
+</file>
+
+<file path=customXml/item1.xml><?xml version="1.0" encoding="utf-8"?>
+<b:Sources xmlns:b="http://schemas.openxmlformats.org/officeDocument/2006/bibliography" xmlns="http://schemas.openxmlformats.org/officeDocument/2006/bibliography" SelectedStyle="\APASixthEditionOfficeOnline.xsl" StyleName="APA" Version="6"/>
+</file>
+
+<file path=customXml/itemProps1.xml><?xml version="1.0" encoding="utf-8"?>
+<ds:datastoreItem xmlns:ds="http://schemas.openxmlformats.org/officeDocument/2006/customXml" ds:itemID="{7E93C7F9-85D5-48C1-9487-82F0AF783762}">
+  <ds:schemaRefs>
+    <ds:schemaRef ds:uri="http://schemas.openxmlformats.org/officeDocument/2006/bibliography"/>
+  </ds:schemaRefs>
+</ds:datastoreItem>
 </file>